--- a/EXPERIMENTS/Three Address Code/TAC.docx
+++ b/EXPERIMENTS/Three Address Code/TAC.docx
@@ -3,26 +3,13 @@
 <w:document xmlns:wpc="http://schemas.microsoft.com/office/word/2010/wordprocessingCanvas" xmlns:cx="http://schemas.microsoft.com/office/drawing/2014/chartex" xmlns:cx1="http://schemas.microsoft.com/office/drawing/2015/9/8/chartex" xmlns:cx2="http://schemas.microsoft.com/office/drawing/2015/10/21/chartex" xmlns:cx3="http://schemas.microsoft.com/office/drawing/2016/5/9/chartex" xmlns:cx4="http://schemas.microsoft.com/office/drawing/2016/5/10/chartex" xmlns:cx5="http://schemas.microsoft.com/office/drawing/2016/5/11/chartex" xmlns:cx6="http://schemas.microsoft.com/office/drawing/2016/5/12/chartex" xmlns:cx7="http://schemas.microsoft.com/office/drawing/2016/5/13/chartex" xmlns:cx8="http://schemas.microsoft.com/office/drawing/2016/5/14/chartex" xmlns:mc="http://schemas.openxmlformats.org/markup-compatibility/2006" xmlns:aink="http://schemas.microsoft.com/office/drawing/2016/ink" xmlns:am3d="http://schemas.microsoft.com/office/drawing/2017/model3d" xmlns:o="urn:schemas-microsoft-com:office:office" xmlns:oel="http://schemas.microsoft.com/office/2019/extlst" xmlns:r="http://schemas.openxmlformats.org/officeDocument/2006/relationships" xmlns:m="http://schemas.openxmlformats.org/officeDocument/2006/math" xmlns:v="urn:schemas-microsoft-com:vml" xmlns:wp14="http://schemas.microsoft.com/office/word/2010/wordprocessingDrawing" xmlns:wp="http://schemas.openxmlformats.org/drawingml/2006/wordprocessingDrawing" xmlns:w10="urn:schemas-microsoft-com:office:word" xmlns:w="http://schemas.openxmlformats.org/wordprocessingml/2006/main" xmlns:w14="http://schemas.microsoft.com/office/word/2010/wordml" xmlns:w15="http://schemas.microsoft.com/office/word/2012/wordml" xmlns:w16cex="http://schemas.microsoft.com/office/word/2018/wordml/cex" xmlns:w16cid="http://schemas.microsoft.com/office/word/2016/wordml/cid" xmlns:w16="http://schemas.microsoft.com/office/word/2018/wordml" xmlns:w16du="http://schemas.microsoft.com/office/word/2023/wordml/word16du" xmlns:w16sdtdh="http://schemas.microsoft.com/office/word/2020/wordml/sdtdatahash" xmlns:w16sdtfl="http://schemas.microsoft.com/office/word/2024/wordml/sdtformatlock" xmlns:w16se="http://schemas.microsoft.com/office/word/2015/wordml/symex" xmlns:wpg="http://schemas.microsoft.com/office/word/2010/wordprocessingGroup" xmlns:wpi="http://schemas.microsoft.com/office/word/2010/wordprocessingInk" xmlns:wne="http://schemas.microsoft.com/office/word/2006/wordml" xmlns:wps="http://schemas.microsoft.com/office/word/2010/wordprocessingShape" mc:Ignorable="w14 w15 w16se w16cid w16 w16cex w16sdtdh w16sdtfl w16du wp14">
   <w:body>
     <w:p>
-      <w:proofErr w:type="gramStart"/>
-      <w:r>
-        <w:t>Name :</w:t>
-      </w:r>
-      <w:proofErr w:type="gramEnd"/>
-      <w:r>
-        <w:t xml:space="preserve"> Ganna Venkata Karthik</w:t>
-      </w:r>
-    </w:p>
-    <w:p>
-      <w:r>
-        <w:t xml:space="preserve">Reg </w:t>
-      </w:r>
-      <w:proofErr w:type="gramStart"/>
-      <w:r>
-        <w:t>no :</w:t>
-      </w:r>
-      <w:proofErr w:type="gramEnd"/>
-      <w:r>
-        <w:t xml:space="preserve"> 192471026</w:t>
+      <w:r>
+        <w:t>Name : Ganna Venkata Karthik</w:t>
+      </w:r>
+    </w:p>
+    <w:p>
+      <w:r>
+        <w:t>Reg no : 192471026</w:t>
       </w:r>
     </w:p>
     <w:p>
@@ -42,6 +29,3267 @@
           <w:szCs w:val="36"/>
         </w:rPr>
         <w:t>Three Address Code</w:t>
+      </w:r>
+    </w:p>
+    <w:p>
+      <w:pPr>
+        <w:rPr>
+          <w:b/>
+          <w:bCs/>
+          <w:sz w:val="36"/>
+          <w:szCs w:val="36"/>
+        </w:rPr>
+      </w:pPr>
+      <w:r>
+        <w:rPr>
+          <w:b/>
+          <w:bCs/>
+          <w:sz w:val="36"/>
+          <w:szCs w:val="36"/>
+        </w:rPr>
+        <w:t>EXPERIMENT: GENERATION OF THREE ADDRESS CODE</w:t>
+      </w:r>
+    </w:p>
+    <w:p>
+      <w:pPr>
+        <w:rPr>
+          <w:b/>
+          <w:bCs/>
+          <w:sz w:val="36"/>
+          <w:szCs w:val="36"/>
+        </w:rPr>
+      </w:pPr>
+      <w:r>
+        <w:rPr>
+          <w:b/>
+          <w:bCs/>
+          <w:sz w:val="36"/>
+          <w:szCs w:val="36"/>
+        </w:rPr>
+        <w:t>1. AIM</w:t>
+      </w:r>
+    </w:p>
+    <w:p>
+      <w:pPr>
+        <w:rPr>
+          <w:b/>
+          <w:bCs/>
+          <w:sz w:val="36"/>
+          <w:szCs w:val="36"/>
+        </w:rPr>
+      </w:pPr>
+      <w:r>
+        <w:rPr>
+          <w:b/>
+          <w:bCs/>
+          <w:sz w:val="36"/>
+          <w:szCs w:val="36"/>
+        </w:rPr>
+        <w:t>To write a C program to generate Three Address Code (TAC) for a given arithmetic expression.</w:t>
+      </w:r>
+    </w:p>
+    <w:p>
+      <w:pPr>
+        <w:rPr>
+          <w:b/>
+          <w:bCs/>
+          <w:sz w:val="36"/>
+          <w:szCs w:val="36"/>
+        </w:rPr>
+      </w:pPr>
+      <w:r>
+        <w:rPr>
+          <w:b/>
+          <w:bCs/>
+          <w:sz w:val="36"/>
+          <w:szCs w:val="36"/>
+        </w:rPr>
+        <w:t>2. SOFTWARE REQUIREMENTS</w:t>
+      </w:r>
+    </w:p>
+    <w:p>
+      <w:pPr>
+        <w:numPr>
+          <w:ilvl w:val="0"/>
+          <w:numId w:val="1"/>
+        </w:numPr>
+        <w:rPr>
+          <w:b/>
+          <w:bCs/>
+          <w:sz w:val="36"/>
+          <w:szCs w:val="36"/>
+        </w:rPr>
+      </w:pPr>
+      <w:r>
+        <w:rPr>
+          <w:b/>
+          <w:bCs/>
+          <w:sz w:val="36"/>
+          <w:szCs w:val="36"/>
+        </w:rPr>
+        <w:t>Programming Language: C</w:t>
+      </w:r>
+    </w:p>
+    <w:p>
+      <w:pPr>
+        <w:numPr>
+          <w:ilvl w:val="0"/>
+          <w:numId w:val="1"/>
+        </w:numPr>
+        <w:rPr>
+          <w:b/>
+          <w:bCs/>
+          <w:sz w:val="36"/>
+          <w:szCs w:val="36"/>
+        </w:rPr>
+      </w:pPr>
+      <w:r>
+        <w:rPr>
+          <w:b/>
+          <w:bCs/>
+          <w:sz w:val="36"/>
+          <w:szCs w:val="36"/>
+        </w:rPr>
+        <w:t>Compiler: GCC</w:t>
+      </w:r>
+    </w:p>
+    <w:p>
+      <w:pPr>
+        <w:numPr>
+          <w:ilvl w:val="0"/>
+          <w:numId w:val="1"/>
+        </w:numPr>
+        <w:rPr>
+          <w:b/>
+          <w:bCs/>
+          <w:sz w:val="36"/>
+          <w:szCs w:val="36"/>
+        </w:rPr>
+      </w:pPr>
+      <w:r>
+        <w:rPr>
+          <w:b/>
+          <w:bCs/>
+          <w:sz w:val="36"/>
+          <w:szCs w:val="36"/>
+        </w:rPr>
+        <w:t>IDE: Visual Studio Code / Code::Blocks</w:t>
+      </w:r>
+    </w:p>
+    <w:p>
+      <w:pPr>
+        <w:rPr>
+          <w:b/>
+          <w:bCs/>
+          <w:sz w:val="36"/>
+          <w:szCs w:val="36"/>
+        </w:rPr>
+      </w:pPr>
+      <w:r>
+        <w:rPr>
+          <w:b/>
+          <w:bCs/>
+          <w:sz w:val="36"/>
+          <w:szCs w:val="36"/>
+        </w:rPr>
+        <w:t>3. THEORY</w:t>
+      </w:r>
+    </w:p>
+    <w:p>
+      <w:pPr>
+        <w:rPr>
+          <w:b/>
+          <w:bCs/>
+          <w:sz w:val="36"/>
+          <w:szCs w:val="36"/>
+        </w:rPr>
+      </w:pPr>
+      <w:r>
+        <w:rPr>
+          <w:b/>
+          <w:bCs/>
+          <w:sz w:val="36"/>
+          <w:szCs w:val="36"/>
+        </w:rPr>
+        <w:t>Three Address Code (TAC) is an intermediate code representation used in compiler design. Each instruction contains at most three addresses, which usually consist of two operands and one result.</w:t>
+      </w:r>
+    </w:p>
+    <w:p>
+      <w:pPr>
+        <w:rPr>
+          <w:b/>
+          <w:bCs/>
+          <w:sz w:val="36"/>
+          <w:szCs w:val="36"/>
+        </w:rPr>
+      </w:pPr>
+      <w:r>
+        <w:rPr>
+          <w:b/>
+          <w:bCs/>
+          <w:sz w:val="36"/>
+          <w:szCs w:val="36"/>
+        </w:rPr>
+        <w:t>Temporary variables are used to store intermediate results during expression evaluation.</w:t>
+      </w:r>
+    </w:p>
+    <w:p>
+      <w:pPr>
+        <w:rPr>
+          <w:b/>
+          <w:bCs/>
+          <w:sz w:val="36"/>
+          <w:szCs w:val="36"/>
+        </w:rPr>
+      </w:pPr>
+      <w:r>
+        <w:rPr>
+          <w:b/>
+          <w:bCs/>
+          <w:sz w:val="36"/>
+          <w:szCs w:val="36"/>
+        </w:rPr>
+        <w:t>Example:</w:t>
+      </w:r>
+    </w:p>
+    <w:p>
+      <w:pPr>
+        <w:rPr>
+          <w:b/>
+          <w:bCs/>
+          <w:sz w:val="36"/>
+          <w:szCs w:val="36"/>
+        </w:rPr>
+      </w:pPr>
+      <w:r>
+        <w:rPr>
+          <w:b/>
+          <w:bCs/>
+          <w:sz w:val="36"/>
+          <w:szCs w:val="36"/>
+        </w:rPr>
+        <w:t>Input expression:</w:t>
+      </w:r>
+    </w:p>
+    <w:p>
+      <w:pPr>
+        <w:rPr>
+          <w:b/>
+          <w:bCs/>
+          <w:sz w:val="36"/>
+          <w:szCs w:val="36"/>
+        </w:rPr>
+      </w:pPr>
+      <w:r>
+        <w:rPr>
+          <w:b/>
+          <w:bCs/>
+          <w:sz w:val="36"/>
+          <w:szCs w:val="36"/>
+        </w:rPr>
+        <w:t>a = b + c * d</w:t>
+      </w:r>
+    </w:p>
+    <w:p>
+      <w:pPr>
+        <w:rPr>
+          <w:b/>
+          <w:bCs/>
+          <w:sz w:val="36"/>
+          <w:szCs w:val="36"/>
+        </w:rPr>
+      </w:pPr>
+      <w:r>
+        <w:rPr>
+          <w:b/>
+          <w:bCs/>
+          <w:sz w:val="36"/>
+          <w:szCs w:val="36"/>
+        </w:rPr>
+        <w:t>Three Address Code:</w:t>
+      </w:r>
+    </w:p>
+    <w:p>
+      <w:pPr>
+        <w:rPr>
+          <w:b/>
+          <w:bCs/>
+          <w:sz w:val="36"/>
+          <w:szCs w:val="36"/>
+        </w:rPr>
+      </w:pPr>
+      <w:r>
+        <w:rPr>
+          <w:b/>
+          <w:bCs/>
+          <w:sz w:val="36"/>
+          <w:szCs w:val="36"/>
+        </w:rPr>
+        <w:t>t1 = c * d</w:t>
+      </w:r>
+    </w:p>
+    <w:p>
+      <w:pPr>
+        <w:rPr>
+          <w:b/>
+          <w:bCs/>
+          <w:sz w:val="36"/>
+          <w:szCs w:val="36"/>
+        </w:rPr>
+      </w:pPr>
+      <w:r>
+        <w:rPr>
+          <w:b/>
+          <w:bCs/>
+          <w:sz w:val="36"/>
+          <w:szCs w:val="36"/>
+        </w:rPr>
+        <w:t>t2 = b + t1</w:t>
+      </w:r>
+    </w:p>
+    <w:p>
+      <w:pPr>
+        <w:rPr>
+          <w:b/>
+          <w:bCs/>
+          <w:sz w:val="36"/>
+          <w:szCs w:val="36"/>
+        </w:rPr>
+      </w:pPr>
+      <w:r>
+        <w:rPr>
+          <w:b/>
+          <w:bCs/>
+          <w:sz w:val="36"/>
+          <w:szCs w:val="36"/>
+        </w:rPr>
+        <w:lastRenderedPageBreak/>
+        <w:t>a = t2</w:t>
+      </w:r>
+    </w:p>
+    <w:p>
+      <w:pPr>
+        <w:rPr>
+          <w:b/>
+          <w:bCs/>
+          <w:sz w:val="36"/>
+          <w:szCs w:val="36"/>
+        </w:rPr>
+      </w:pPr>
+      <w:r>
+        <w:rPr>
+          <w:b/>
+          <w:bCs/>
+          <w:sz w:val="36"/>
+          <w:szCs w:val="36"/>
+        </w:rPr>
+        <w:t>TAC simplifies complex expressions and helps the compiler perform code optimization and generate target code.</w:t>
+      </w:r>
+    </w:p>
+    <w:p>
+      <w:pPr>
+        <w:rPr>
+          <w:b/>
+          <w:bCs/>
+          <w:sz w:val="36"/>
+          <w:szCs w:val="36"/>
+        </w:rPr>
+      </w:pPr>
+      <w:r>
+        <w:rPr>
+          <w:b/>
+          <w:bCs/>
+          <w:sz w:val="36"/>
+          <w:szCs w:val="36"/>
+        </w:rPr>
+        <w:t>4. ALGORITHM</w:t>
+      </w:r>
+    </w:p>
+    <w:p>
+      <w:pPr>
+        <w:numPr>
+          <w:ilvl w:val="0"/>
+          <w:numId w:val="2"/>
+        </w:numPr>
+        <w:rPr>
+          <w:b/>
+          <w:bCs/>
+          <w:sz w:val="36"/>
+          <w:szCs w:val="36"/>
+        </w:rPr>
+      </w:pPr>
+      <w:r>
+        <w:rPr>
+          <w:b/>
+          <w:bCs/>
+          <w:sz w:val="36"/>
+          <w:szCs w:val="36"/>
+        </w:rPr>
+        <w:t>Start the program.</w:t>
+      </w:r>
+    </w:p>
+    <w:p>
+      <w:pPr>
+        <w:numPr>
+          <w:ilvl w:val="0"/>
+          <w:numId w:val="2"/>
+        </w:numPr>
+        <w:rPr>
+          <w:b/>
+          <w:bCs/>
+          <w:sz w:val="36"/>
+          <w:szCs w:val="36"/>
+        </w:rPr>
+      </w:pPr>
+      <w:r>
+        <w:rPr>
+          <w:b/>
+          <w:bCs/>
+          <w:sz w:val="36"/>
+          <w:szCs w:val="36"/>
+        </w:rPr>
+        <w:t>Read an arithmetic expression from the user.</w:t>
+      </w:r>
+    </w:p>
+    <w:p>
+      <w:pPr>
+        <w:numPr>
+          <w:ilvl w:val="0"/>
+          <w:numId w:val="2"/>
+        </w:numPr>
+        <w:rPr>
+          <w:b/>
+          <w:bCs/>
+          <w:sz w:val="36"/>
+          <w:szCs w:val="36"/>
+        </w:rPr>
+      </w:pPr>
+      <w:r>
+        <w:rPr>
+          <w:b/>
+          <w:bCs/>
+          <w:sz w:val="36"/>
+          <w:szCs w:val="36"/>
+        </w:rPr>
+        <w:t>Identify the operators and operands.</w:t>
+      </w:r>
+    </w:p>
+    <w:p>
+      <w:pPr>
+        <w:numPr>
+          <w:ilvl w:val="0"/>
+          <w:numId w:val="2"/>
+        </w:numPr>
+        <w:rPr>
+          <w:b/>
+          <w:bCs/>
+          <w:sz w:val="36"/>
+          <w:szCs w:val="36"/>
+        </w:rPr>
+      </w:pPr>
+      <w:r>
+        <w:rPr>
+          <w:b/>
+          <w:bCs/>
+          <w:sz w:val="36"/>
+          <w:szCs w:val="36"/>
+        </w:rPr>
+        <w:t>Apply operator precedence to evaluate the expression in the correct order.</w:t>
+      </w:r>
+    </w:p>
+    <w:p>
+      <w:pPr>
+        <w:numPr>
+          <w:ilvl w:val="0"/>
+          <w:numId w:val="2"/>
+        </w:numPr>
+        <w:rPr>
+          <w:b/>
+          <w:bCs/>
+          <w:sz w:val="36"/>
+          <w:szCs w:val="36"/>
+        </w:rPr>
+      </w:pPr>
+      <w:r>
+        <w:rPr>
+          <w:b/>
+          <w:bCs/>
+          <w:sz w:val="36"/>
+          <w:szCs w:val="36"/>
+        </w:rPr>
+        <w:t>Generate temporary variables to store intermediate results.</w:t>
+      </w:r>
+    </w:p>
+    <w:p>
+      <w:pPr>
+        <w:numPr>
+          <w:ilvl w:val="0"/>
+          <w:numId w:val="2"/>
+        </w:numPr>
+        <w:rPr>
+          <w:b/>
+          <w:bCs/>
+          <w:sz w:val="36"/>
+          <w:szCs w:val="36"/>
+        </w:rPr>
+      </w:pPr>
+      <w:r>
+        <w:rPr>
+          <w:b/>
+          <w:bCs/>
+          <w:sz w:val="36"/>
+          <w:szCs w:val="36"/>
+        </w:rPr>
+        <w:t>Print the generated Three Address Code.</w:t>
+      </w:r>
+    </w:p>
+    <w:p>
+      <w:pPr>
+        <w:numPr>
+          <w:ilvl w:val="0"/>
+          <w:numId w:val="2"/>
+        </w:numPr>
+        <w:rPr>
+          <w:b/>
+          <w:bCs/>
+          <w:sz w:val="36"/>
+          <w:szCs w:val="36"/>
+        </w:rPr>
+      </w:pPr>
+      <w:r>
+        <w:rPr>
+          <w:b/>
+          <w:bCs/>
+          <w:sz w:val="36"/>
+          <w:szCs w:val="36"/>
+        </w:rPr>
+        <w:t>Stop the program.</w:t>
+      </w:r>
+    </w:p>
+    <w:p>
+      <w:pPr>
+        <w:rPr>
+          <w:b/>
+          <w:bCs/>
+          <w:sz w:val="36"/>
+          <w:szCs w:val="36"/>
+        </w:rPr>
+      </w:pPr>
+      <w:r>
+        <w:rPr>
+          <w:b/>
+          <w:bCs/>
+          <w:sz w:val="36"/>
+          <w:szCs w:val="36"/>
+        </w:rPr>
+        <w:t>5. PROGRAM</w:t>
+      </w:r>
+    </w:p>
+    <w:p>
+      <w:pPr>
+        <w:rPr>
+          <w:b/>
+          <w:bCs/>
+          <w:sz w:val="36"/>
+          <w:szCs w:val="36"/>
+        </w:rPr>
+      </w:pPr>
+      <w:r>
+        <w:rPr>
+          <w:b/>
+          <w:bCs/>
+          <w:sz w:val="36"/>
+          <w:szCs w:val="36"/>
+        </w:rPr>
+        <w:t>#include &lt;stdio.h&gt;</w:t>
+      </w:r>
+    </w:p>
+    <w:p>
+      <w:pPr>
+        <w:rPr>
+          <w:b/>
+          <w:bCs/>
+          <w:sz w:val="36"/>
+          <w:szCs w:val="36"/>
+        </w:rPr>
+      </w:pPr>
+      <w:r>
+        <w:rPr>
+          <w:b/>
+          <w:bCs/>
+          <w:sz w:val="36"/>
+          <w:szCs w:val="36"/>
+        </w:rPr>
+        <w:t>#include &lt;ctype.h&gt;</w:t>
+      </w:r>
+    </w:p>
+    <w:p>
+      <w:pPr>
+        <w:rPr>
+          <w:b/>
+          <w:bCs/>
+          <w:sz w:val="36"/>
+          <w:szCs w:val="36"/>
+        </w:rPr>
+      </w:pPr>
+      <w:r>
+        <w:rPr>
+          <w:b/>
+          <w:bCs/>
+          <w:sz w:val="36"/>
+          <w:szCs w:val="36"/>
+        </w:rPr>
+        <w:t>#include &lt;string.h&gt;</w:t>
+      </w:r>
+    </w:p>
+    <w:p>
+      <w:pPr>
+        <w:rPr>
+          <w:b/>
+          <w:bCs/>
+          <w:sz w:val="36"/>
+          <w:szCs w:val="36"/>
+        </w:rPr>
+      </w:pPr>
+    </w:p>
+    <w:p>
+      <w:pPr>
+        <w:rPr>
+          <w:b/>
+          <w:bCs/>
+          <w:sz w:val="36"/>
+          <w:szCs w:val="36"/>
+        </w:rPr>
+      </w:pPr>
+      <w:r>
+        <w:rPr>
+          <w:b/>
+          <w:bCs/>
+          <w:sz w:val="36"/>
+          <w:szCs w:val="36"/>
+        </w:rPr>
+        <w:t>char expr[100];</w:t>
+      </w:r>
+    </w:p>
+    <w:p>
+      <w:pPr>
+        <w:rPr>
+          <w:b/>
+          <w:bCs/>
+          <w:sz w:val="36"/>
+          <w:szCs w:val="36"/>
+        </w:rPr>
+      </w:pPr>
+      <w:r>
+        <w:rPr>
+          <w:b/>
+          <w:bCs/>
+          <w:sz w:val="36"/>
+          <w:szCs w:val="36"/>
+        </w:rPr>
+        <w:t>int pos = 0, temp = 1;</w:t>
+      </w:r>
+    </w:p>
+    <w:p>
+      <w:pPr>
+        <w:rPr>
+          <w:b/>
+          <w:bCs/>
+          <w:sz w:val="36"/>
+          <w:szCs w:val="36"/>
+        </w:rPr>
+      </w:pPr>
+    </w:p>
+    <w:p>
+      <w:pPr>
+        <w:rPr>
+          <w:b/>
+          <w:bCs/>
+          <w:sz w:val="36"/>
+          <w:szCs w:val="36"/>
+        </w:rPr>
+      </w:pPr>
+      <w:r>
+        <w:rPr>
+          <w:b/>
+          <w:bCs/>
+          <w:sz w:val="36"/>
+          <w:szCs w:val="36"/>
+        </w:rPr>
+        <w:t>void expression();</w:t>
+      </w:r>
+    </w:p>
+    <w:p>
+      <w:pPr>
+        <w:rPr>
+          <w:b/>
+          <w:bCs/>
+          <w:sz w:val="36"/>
+          <w:szCs w:val="36"/>
+        </w:rPr>
+      </w:pPr>
+      <w:r>
+        <w:rPr>
+          <w:b/>
+          <w:bCs/>
+          <w:sz w:val="36"/>
+          <w:szCs w:val="36"/>
+        </w:rPr>
+        <w:t>void term();</w:t>
+      </w:r>
+    </w:p>
+    <w:p>
+      <w:pPr>
+        <w:rPr>
+          <w:b/>
+          <w:bCs/>
+          <w:sz w:val="36"/>
+          <w:szCs w:val="36"/>
+        </w:rPr>
+      </w:pPr>
+      <w:r>
+        <w:rPr>
+          <w:b/>
+          <w:bCs/>
+          <w:sz w:val="36"/>
+          <w:szCs w:val="36"/>
+        </w:rPr>
+        <w:lastRenderedPageBreak/>
+        <w:t>void factor();</w:t>
+      </w:r>
+    </w:p>
+    <w:p>
+      <w:pPr>
+        <w:rPr>
+          <w:b/>
+          <w:bCs/>
+          <w:sz w:val="36"/>
+          <w:szCs w:val="36"/>
+        </w:rPr>
+      </w:pPr>
+    </w:p>
+    <w:p>
+      <w:pPr>
+        <w:rPr>
+          <w:b/>
+          <w:bCs/>
+          <w:sz w:val="36"/>
+          <w:szCs w:val="36"/>
+        </w:rPr>
+      </w:pPr>
+      <w:r>
+        <w:rPr>
+          <w:b/>
+          <w:bCs/>
+          <w:sz w:val="36"/>
+          <w:szCs w:val="36"/>
+        </w:rPr>
+        <w:t>void expression()</w:t>
+      </w:r>
+    </w:p>
+    <w:p>
+      <w:pPr>
+        <w:rPr>
+          <w:b/>
+          <w:bCs/>
+          <w:sz w:val="36"/>
+          <w:szCs w:val="36"/>
+        </w:rPr>
+      </w:pPr>
+      <w:r>
+        <w:rPr>
+          <w:b/>
+          <w:bCs/>
+          <w:sz w:val="36"/>
+          <w:szCs w:val="36"/>
+        </w:rPr>
+        <w:t>{</w:t>
+      </w:r>
+    </w:p>
+    <w:p>
+      <w:pPr>
+        <w:rPr>
+          <w:b/>
+          <w:bCs/>
+          <w:sz w:val="36"/>
+          <w:szCs w:val="36"/>
+        </w:rPr>
+      </w:pPr>
+      <w:r>
+        <w:rPr>
+          <w:b/>
+          <w:bCs/>
+          <w:sz w:val="36"/>
+          <w:szCs w:val="36"/>
+        </w:rPr>
+        <w:t xml:space="preserve">    term();</w:t>
+      </w:r>
+    </w:p>
+    <w:p>
+      <w:pPr>
+        <w:rPr>
+          <w:b/>
+          <w:bCs/>
+          <w:sz w:val="36"/>
+          <w:szCs w:val="36"/>
+        </w:rPr>
+      </w:pPr>
+    </w:p>
+    <w:p>
+      <w:pPr>
+        <w:rPr>
+          <w:b/>
+          <w:bCs/>
+          <w:sz w:val="36"/>
+          <w:szCs w:val="36"/>
+        </w:rPr>
+      </w:pPr>
+      <w:r>
+        <w:rPr>
+          <w:b/>
+          <w:bCs/>
+          <w:sz w:val="36"/>
+          <w:szCs w:val="36"/>
+        </w:rPr>
+        <w:t xml:space="preserve">    while (expr[pos] == '+' || expr[pos] == '-')</w:t>
+      </w:r>
+    </w:p>
+    <w:p>
+      <w:pPr>
+        <w:rPr>
+          <w:b/>
+          <w:bCs/>
+          <w:sz w:val="36"/>
+          <w:szCs w:val="36"/>
+        </w:rPr>
+      </w:pPr>
+      <w:r>
+        <w:rPr>
+          <w:b/>
+          <w:bCs/>
+          <w:sz w:val="36"/>
+          <w:szCs w:val="36"/>
+        </w:rPr>
+        <w:t xml:space="preserve">    {</w:t>
+      </w:r>
+    </w:p>
+    <w:p>
+      <w:pPr>
+        <w:rPr>
+          <w:b/>
+          <w:bCs/>
+          <w:sz w:val="36"/>
+          <w:szCs w:val="36"/>
+        </w:rPr>
+      </w:pPr>
+      <w:r>
+        <w:rPr>
+          <w:b/>
+          <w:bCs/>
+          <w:sz w:val="36"/>
+          <w:szCs w:val="36"/>
+        </w:rPr>
+        <w:t xml:space="preserve">        char op = expr[pos++];</w:t>
+      </w:r>
+    </w:p>
+    <w:p>
+      <w:pPr>
+        <w:rPr>
+          <w:b/>
+          <w:bCs/>
+          <w:sz w:val="36"/>
+          <w:szCs w:val="36"/>
+        </w:rPr>
+      </w:pPr>
+      <w:r>
+        <w:rPr>
+          <w:b/>
+          <w:bCs/>
+          <w:sz w:val="36"/>
+          <w:szCs w:val="36"/>
+        </w:rPr>
+        <w:t xml:space="preserve">        term();</w:t>
+      </w:r>
+    </w:p>
+    <w:p>
+      <w:pPr>
+        <w:rPr>
+          <w:b/>
+          <w:bCs/>
+          <w:sz w:val="36"/>
+          <w:szCs w:val="36"/>
+        </w:rPr>
+      </w:pPr>
+    </w:p>
+    <w:p>
+      <w:pPr>
+        <w:rPr>
+          <w:b/>
+          <w:bCs/>
+          <w:sz w:val="36"/>
+          <w:szCs w:val="36"/>
+        </w:rPr>
+      </w:pPr>
+      <w:r>
+        <w:rPr>
+          <w:b/>
+          <w:bCs/>
+          <w:sz w:val="36"/>
+          <w:szCs w:val="36"/>
+        </w:rPr>
+        <w:t xml:space="preserve">        printf("t%d = operand %c operand\n", temp++, op);</w:t>
+      </w:r>
+    </w:p>
+    <w:p>
+      <w:pPr>
+        <w:rPr>
+          <w:b/>
+          <w:bCs/>
+          <w:sz w:val="36"/>
+          <w:szCs w:val="36"/>
+        </w:rPr>
+      </w:pPr>
+      <w:r>
+        <w:rPr>
+          <w:b/>
+          <w:bCs/>
+          <w:sz w:val="36"/>
+          <w:szCs w:val="36"/>
+        </w:rPr>
+        <w:t xml:space="preserve">    }</w:t>
+      </w:r>
+    </w:p>
+    <w:p>
+      <w:pPr>
+        <w:rPr>
+          <w:b/>
+          <w:bCs/>
+          <w:sz w:val="36"/>
+          <w:szCs w:val="36"/>
+        </w:rPr>
+      </w:pPr>
+      <w:r>
+        <w:rPr>
+          <w:b/>
+          <w:bCs/>
+          <w:sz w:val="36"/>
+          <w:szCs w:val="36"/>
+        </w:rPr>
+        <w:t>}</w:t>
+      </w:r>
+    </w:p>
+    <w:p>
+      <w:pPr>
+        <w:rPr>
+          <w:b/>
+          <w:bCs/>
+          <w:sz w:val="36"/>
+          <w:szCs w:val="36"/>
+        </w:rPr>
+      </w:pPr>
+    </w:p>
+    <w:p>
+      <w:pPr>
+        <w:rPr>
+          <w:b/>
+          <w:bCs/>
+          <w:sz w:val="36"/>
+          <w:szCs w:val="36"/>
+        </w:rPr>
+      </w:pPr>
+      <w:r>
+        <w:rPr>
+          <w:b/>
+          <w:bCs/>
+          <w:sz w:val="36"/>
+          <w:szCs w:val="36"/>
+        </w:rPr>
+        <w:t>void term()</w:t>
+      </w:r>
+    </w:p>
+    <w:p>
+      <w:pPr>
+        <w:rPr>
+          <w:b/>
+          <w:bCs/>
+          <w:sz w:val="36"/>
+          <w:szCs w:val="36"/>
+        </w:rPr>
+      </w:pPr>
+      <w:r>
+        <w:rPr>
+          <w:b/>
+          <w:bCs/>
+          <w:sz w:val="36"/>
+          <w:szCs w:val="36"/>
+        </w:rPr>
+        <w:t>{</w:t>
+      </w:r>
+    </w:p>
+    <w:p>
+      <w:pPr>
+        <w:rPr>
+          <w:b/>
+          <w:bCs/>
+          <w:sz w:val="36"/>
+          <w:szCs w:val="36"/>
+        </w:rPr>
+      </w:pPr>
+      <w:r>
+        <w:rPr>
+          <w:b/>
+          <w:bCs/>
+          <w:sz w:val="36"/>
+          <w:szCs w:val="36"/>
+        </w:rPr>
+        <w:t xml:space="preserve">    factor();</w:t>
+      </w:r>
+    </w:p>
+    <w:p>
+      <w:pPr>
+        <w:rPr>
+          <w:b/>
+          <w:bCs/>
+          <w:sz w:val="36"/>
+          <w:szCs w:val="36"/>
+        </w:rPr>
+      </w:pPr>
+    </w:p>
+    <w:p>
+      <w:pPr>
+        <w:rPr>
+          <w:b/>
+          <w:bCs/>
+          <w:sz w:val="36"/>
+          <w:szCs w:val="36"/>
+        </w:rPr>
+      </w:pPr>
+      <w:r>
+        <w:rPr>
+          <w:b/>
+          <w:bCs/>
+          <w:sz w:val="36"/>
+          <w:szCs w:val="36"/>
+        </w:rPr>
+        <w:t xml:space="preserve">    while (expr[pos] == '*' || expr[pos] == '/')</w:t>
+      </w:r>
+    </w:p>
+    <w:p>
+      <w:pPr>
+        <w:rPr>
+          <w:b/>
+          <w:bCs/>
+          <w:sz w:val="36"/>
+          <w:szCs w:val="36"/>
+        </w:rPr>
+      </w:pPr>
+      <w:r>
+        <w:rPr>
+          <w:b/>
+          <w:bCs/>
+          <w:sz w:val="36"/>
+          <w:szCs w:val="36"/>
+        </w:rPr>
+        <w:t xml:space="preserve">    {</w:t>
+      </w:r>
+    </w:p>
+    <w:p>
+      <w:pPr>
+        <w:rPr>
+          <w:b/>
+          <w:bCs/>
+          <w:sz w:val="36"/>
+          <w:szCs w:val="36"/>
+        </w:rPr>
+      </w:pPr>
+      <w:r>
+        <w:rPr>
+          <w:b/>
+          <w:bCs/>
+          <w:sz w:val="36"/>
+          <w:szCs w:val="36"/>
+        </w:rPr>
+        <w:t xml:space="preserve">        char op = expr[pos++];</w:t>
+      </w:r>
+    </w:p>
+    <w:p>
+      <w:pPr>
+        <w:rPr>
+          <w:b/>
+          <w:bCs/>
+          <w:sz w:val="36"/>
+          <w:szCs w:val="36"/>
+        </w:rPr>
+      </w:pPr>
+      <w:r>
+        <w:rPr>
+          <w:b/>
+          <w:bCs/>
+          <w:sz w:val="36"/>
+          <w:szCs w:val="36"/>
+        </w:rPr>
+        <w:lastRenderedPageBreak/>
+        <w:t xml:space="preserve">        factor();</w:t>
+      </w:r>
+    </w:p>
+    <w:p>
+      <w:pPr>
+        <w:rPr>
+          <w:b/>
+          <w:bCs/>
+          <w:sz w:val="36"/>
+          <w:szCs w:val="36"/>
+        </w:rPr>
+      </w:pPr>
+    </w:p>
+    <w:p>
+      <w:pPr>
+        <w:rPr>
+          <w:b/>
+          <w:bCs/>
+          <w:sz w:val="36"/>
+          <w:szCs w:val="36"/>
+        </w:rPr>
+      </w:pPr>
+      <w:r>
+        <w:rPr>
+          <w:b/>
+          <w:bCs/>
+          <w:sz w:val="36"/>
+          <w:szCs w:val="36"/>
+        </w:rPr>
+        <w:t xml:space="preserve">        printf("t%d = operand %c operand\n", temp++, op);</w:t>
+      </w:r>
+    </w:p>
+    <w:p>
+      <w:pPr>
+        <w:rPr>
+          <w:b/>
+          <w:bCs/>
+          <w:sz w:val="36"/>
+          <w:szCs w:val="36"/>
+        </w:rPr>
+      </w:pPr>
+      <w:r>
+        <w:rPr>
+          <w:b/>
+          <w:bCs/>
+          <w:sz w:val="36"/>
+          <w:szCs w:val="36"/>
+        </w:rPr>
+        <w:t xml:space="preserve">    }</w:t>
+      </w:r>
+    </w:p>
+    <w:p>
+      <w:pPr>
+        <w:rPr>
+          <w:b/>
+          <w:bCs/>
+          <w:sz w:val="36"/>
+          <w:szCs w:val="36"/>
+        </w:rPr>
+      </w:pPr>
+      <w:r>
+        <w:rPr>
+          <w:b/>
+          <w:bCs/>
+          <w:sz w:val="36"/>
+          <w:szCs w:val="36"/>
+        </w:rPr>
+        <w:t>}</w:t>
+      </w:r>
+    </w:p>
+    <w:p>
+      <w:pPr>
+        <w:rPr>
+          <w:b/>
+          <w:bCs/>
+          <w:sz w:val="36"/>
+          <w:szCs w:val="36"/>
+        </w:rPr>
+      </w:pPr>
+    </w:p>
+    <w:p>
+      <w:pPr>
+        <w:rPr>
+          <w:b/>
+          <w:bCs/>
+          <w:sz w:val="36"/>
+          <w:szCs w:val="36"/>
+        </w:rPr>
+      </w:pPr>
+      <w:r>
+        <w:rPr>
+          <w:b/>
+          <w:bCs/>
+          <w:sz w:val="36"/>
+          <w:szCs w:val="36"/>
+        </w:rPr>
+        <w:t>void factor()</w:t>
+      </w:r>
+    </w:p>
+    <w:p>
+      <w:pPr>
+        <w:rPr>
+          <w:b/>
+          <w:bCs/>
+          <w:sz w:val="36"/>
+          <w:szCs w:val="36"/>
+        </w:rPr>
+      </w:pPr>
+      <w:r>
+        <w:rPr>
+          <w:b/>
+          <w:bCs/>
+          <w:sz w:val="36"/>
+          <w:szCs w:val="36"/>
+        </w:rPr>
+        <w:t>{</w:t>
+      </w:r>
+    </w:p>
+    <w:p>
+      <w:pPr>
+        <w:rPr>
+          <w:b/>
+          <w:bCs/>
+          <w:sz w:val="36"/>
+          <w:szCs w:val="36"/>
+        </w:rPr>
+      </w:pPr>
+      <w:r>
+        <w:rPr>
+          <w:b/>
+          <w:bCs/>
+          <w:sz w:val="36"/>
+          <w:szCs w:val="36"/>
+        </w:rPr>
+        <w:t xml:space="preserve">    if (isalnum((unsigned char)expr[pos]))</w:t>
+      </w:r>
+    </w:p>
+    <w:p>
+      <w:pPr>
+        <w:rPr>
+          <w:b/>
+          <w:bCs/>
+          <w:sz w:val="36"/>
+          <w:szCs w:val="36"/>
+        </w:rPr>
+      </w:pPr>
+      <w:r>
+        <w:rPr>
+          <w:b/>
+          <w:bCs/>
+          <w:sz w:val="36"/>
+          <w:szCs w:val="36"/>
+        </w:rPr>
+        <w:t xml:space="preserve">    {</w:t>
+      </w:r>
+    </w:p>
+    <w:p>
+      <w:pPr>
+        <w:rPr>
+          <w:b/>
+          <w:bCs/>
+          <w:sz w:val="36"/>
+          <w:szCs w:val="36"/>
+        </w:rPr>
+      </w:pPr>
+      <w:r>
+        <w:rPr>
+          <w:b/>
+          <w:bCs/>
+          <w:sz w:val="36"/>
+          <w:szCs w:val="36"/>
+        </w:rPr>
+        <w:t xml:space="preserve">        printf("Operand: %c\n", expr[pos++]);</w:t>
+      </w:r>
+    </w:p>
+    <w:p>
+      <w:pPr>
+        <w:rPr>
+          <w:b/>
+          <w:bCs/>
+          <w:sz w:val="36"/>
+          <w:szCs w:val="36"/>
+        </w:rPr>
+      </w:pPr>
+      <w:r>
+        <w:rPr>
+          <w:b/>
+          <w:bCs/>
+          <w:sz w:val="36"/>
+          <w:szCs w:val="36"/>
+        </w:rPr>
+        <w:t xml:space="preserve">    }</w:t>
+      </w:r>
+    </w:p>
+    <w:p>
+      <w:pPr>
+        <w:rPr>
+          <w:b/>
+          <w:bCs/>
+          <w:sz w:val="36"/>
+          <w:szCs w:val="36"/>
+        </w:rPr>
+      </w:pPr>
+      <w:r>
+        <w:rPr>
+          <w:b/>
+          <w:bCs/>
+          <w:sz w:val="36"/>
+          <w:szCs w:val="36"/>
+        </w:rPr>
+        <w:t xml:space="preserve">    else if (expr[pos] == '(')</w:t>
+      </w:r>
+    </w:p>
+    <w:p>
+      <w:pPr>
+        <w:rPr>
+          <w:b/>
+          <w:bCs/>
+          <w:sz w:val="36"/>
+          <w:szCs w:val="36"/>
+        </w:rPr>
+      </w:pPr>
+      <w:r>
+        <w:rPr>
+          <w:b/>
+          <w:bCs/>
+          <w:sz w:val="36"/>
+          <w:szCs w:val="36"/>
+        </w:rPr>
+        <w:t xml:space="preserve">    {</w:t>
+      </w:r>
+    </w:p>
+    <w:p>
+      <w:pPr>
+        <w:rPr>
+          <w:b/>
+          <w:bCs/>
+          <w:sz w:val="36"/>
+          <w:szCs w:val="36"/>
+        </w:rPr>
+      </w:pPr>
+      <w:r>
+        <w:rPr>
+          <w:b/>
+          <w:bCs/>
+          <w:sz w:val="36"/>
+          <w:szCs w:val="36"/>
+        </w:rPr>
+        <w:t xml:space="preserve">        pos++;</w:t>
+      </w:r>
+    </w:p>
+    <w:p>
+      <w:pPr>
+        <w:rPr>
+          <w:b/>
+          <w:bCs/>
+          <w:sz w:val="36"/>
+          <w:szCs w:val="36"/>
+        </w:rPr>
+      </w:pPr>
+      <w:r>
+        <w:rPr>
+          <w:b/>
+          <w:bCs/>
+          <w:sz w:val="36"/>
+          <w:szCs w:val="36"/>
+        </w:rPr>
+        <w:t xml:space="preserve">        expression();</w:t>
+      </w:r>
+    </w:p>
+    <w:p>
+      <w:pPr>
+        <w:rPr>
+          <w:b/>
+          <w:bCs/>
+          <w:sz w:val="36"/>
+          <w:szCs w:val="36"/>
+        </w:rPr>
+      </w:pPr>
+    </w:p>
+    <w:p>
+      <w:pPr>
+        <w:rPr>
+          <w:b/>
+          <w:bCs/>
+          <w:sz w:val="36"/>
+          <w:szCs w:val="36"/>
+        </w:rPr>
+      </w:pPr>
+      <w:r>
+        <w:rPr>
+          <w:b/>
+          <w:bCs/>
+          <w:sz w:val="36"/>
+          <w:szCs w:val="36"/>
+        </w:rPr>
+        <w:t xml:space="preserve">        if (expr[pos] == ')')</w:t>
+      </w:r>
+    </w:p>
+    <w:p>
+      <w:pPr>
+        <w:rPr>
+          <w:b/>
+          <w:bCs/>
+          <w:sz w:val="36"/>
+          <w:szCs w:val="36"/>
+        </w:rPr>
+      </w:pPr>
+      <w:r>
+        <w:rPr>
+          <w:b/>
+          <w:bCs/>
+          <w:sz w:val="36"/>
+          <w:szCs w:val="36"/>
+        </w:rPr>
+        <w:t xml:space="preserve">            pos++;</w:t>
+      </w:r>
+    </w:p>
+    <w:p>
+      <w:pPr>
+        <w:rPr>
+          <w:b/>
+          <w:bCs/>
+          <w:sz w:val="36"/>
+          <w:szCs w:val="36"/>
+        </w:rPr>
+      </w:pPr>
+      <w:r>
+        <w:rPr>
+          <w:b/>
+          <w:bCs/>
+          <w:sz w:val="36"/>
+          <w:szCs w:val="36"/>
+        </w:rPr>
+        <w:t xml:space="preserve">    }</w:t>
+      </w:r>
+    </w:p>
+    <w:p>
+      <w:pPr>
+        <w:rPr>
+          <w:b/>
+          <w:bCs/>
+          <w:sz w:val="36"/>
+          <w:szCs w:val="36"/>
+        </w:rPr>
+      </w:pPr>
+      <w:r>
+        <w:rPr>
+          <w:b/>
+          <w:bCs/>
+          <w:sz w:val="36"/>
+          <w:szCs w:val="36"/>
+        </w:rPr>
+        <w:t>}</w:t>
+      </w:r>
+    </w:p>
+    <w:p>
+      <w:pPr>
+        <w:rPr>
+          <w:b/>
+          <w:bCs/>
+          <w:sz w:val="36"/>
+          <w:szCs w:val="36"/>
+        </w:rPr>
+      </w:pPr>
+    </w:p>
+    <w:p>
+      <w:pPr>
+        <w:rPr>
+          <w:b/>
+          <w:bCs/>
+          <w:sz w:val="36"/>
+          <w:szCs w:val="36"/>
+        </w:rPr>
+      </w:pPr>
+      <w:r>
+        <w:rPr>
+          <w:b/>
+          <w:bCs/>
+          <w:sz w:val="36"/>
+          <w:szCs w:val="36"/>
+        </w:rPr>
+        <w:lastRenderedPageBreak/>
+        <w:t>int main()</w:t>
+      </w:r>
+    </w:p>
+    <w:p>
+      <w:pPr>
+        <w:rPr>
+          <w:b/>
+          <w:bCs/>
+          <w:sz w:val="36"/>
+          <w:szCs w:val="36"/>
+        </w:rPr>
+      </w:pPr>
+      <w:r>
+        <w:rPr>
+          <w:b/>
+          <w:bCs/>
+          <w:sz w:val="36"/>
+          <w:szCs w:val="36"/>
+        </w:rPr>
+        <w:t>{</w:t>
+      </w:r>
+    </w:p>
+    <w:p>
+      <w:pPr>
+        <w:rPr>
+          <w:b/>
+          <w:bCs/>
+          <w:sz w:val="36"/>
+          <w:szCs w:val="36"/>
+        </w:rPr>
+      </w:pPr>
+      <w:r>
+        <w:rPr>
+          <w:b/>
+          <w:bCs/>
+          <w:sz w:val="36"/>
+          <w:szCs w:val="36"/>
+        </w:rPr>
+        <w:t xml:space="preserve">    printf("Enter an arithmetic expression: ");</w:t>
+      </w:r>
+    </w:p>
+    <w:p>
+      <w:pPr>
+        <w:rPr>
+          <w:b/>
+          <w:bCs/>
+          <w:sz w:val="36"/>
+          <w:szCs w:val="36"/>
+        </w:rPr>
+      </w:pPr>
+      <w:r>
+        <w:rPr>
+          <w:b/>
+          <w:bCs/>
+          <w:sz w:val="36"/>
+          <w:szCs w:val="36"/>
+        </w:rPr>
+        <w:t xml:space="preserve">    scanf("%99s", expr);</w:t>
+      </w:r>
+    </w:p>
+    <w:p>
+      <w:pPr>
+        <w:rPr>
+          <w:b/>
+          <w:bCs/>
+          <w:sz w:val="36"/>
+          <w:szCs w:val="36"/>
+        </w:rPr>
+      </w:pPr>
+    </w:p>
+    <w:p>
+      <w:pPr>
+        <w:rPr>
+          <w:b/>
+          <w:bCs/>
+          <w:sz w:val="36"/>
+          <w:szCs w:val="36"/>
+        </w:rPr>
+      </w:pPr>
+      <w:r>
+        <w:rPr>
+          <w:b/>
+          <w:bCs/>
+          <w:sz w:val="36"/>
+          <w:szCs w:val="36"/>
+        </w:rPr>
+        <w:t xml:space="preserve">    printf("\nThree Address Code Generation\n");</w:t>
+      </w:r>
+    </w:p>
+    <w:p>
+      <w:pPr>
+        <w:rPr>
+          <w:b/>
+          <w:bCs/>
+          <w:sz w:val="36"/>
+          <w:szCs w:val="36"/>
+        </w:rPr>
+      </w:pPr>
+      <w:r>
+        <w:rPr>
+          <w:b/>
+          <w:bCs/>
+          <w:sz w:val="36"/>
+          <w:szCs w:val="36"/>
+        </w:rPr>
+        <w:t xml:space="preserve">    expression();</w:t>
+      </w:r>
+    </w:p>
+    <w:p>
+      <w:pPr>
+        <w:rPr>
+          <w:b/>
+          <w:bCs/>
+          <w:sz w:val="36"/>
+          <w:szCs w:val="36"/>
+        </w:rPr>
+      </w:pPr>
+    </w:p>
+    <w:p>
+      <w:pPr>
+        <w:rPr>
+          <w:b/>
+          <w:bCs/>
+          <w:sz w:val="36"/>
+          <w:szCs w:val="36"/>
+        </w:rPr>
+      </w:pPr>
+      <w:r>
+        <w:rPr>
+          <w:b/>
+          <w:bCs/>
+          <w:sz w:val="36"/>
+          <w:szCs w:val="36"/>
+        </w:rPr>
+        <w:t xml:space="preserve">    return 0;</w:t>
+      </w:r>
+    </w:p>
+    <w:p>
+      <w:pPr>
+        <w:rPr>
+          <w:b/>
+          <w:bCs/>
+          <w:sz w:val="36"/>
+          <w:szCs w:val="36"/>
+        </w:rPr>
+      </w:pPr>
+      <w:r>
+        <w:rPr>
+          <w:b/>
+          <w:bCs/>
+          <w:sz w:val="36"/>
+          <w:szCs w:val="36"/>
+        </w:rPr>
+        <w:t>}</w:t>
+      </w:r>
+    </w:p>
+    <w:p>
+      <w:pPr>
+        <w:rPr>
+          <w:b/>
+          <w:bCs/>
+          <w:sz w:val="36"/>
+          <w:szCs w:val="36"/>
+        </w:rPr>
+      </w:pPr>
+      <w:r>
+        <w:rPr>
+          <w:b/>
+          <w:bCs/>
+          <w:sz w:val="36"/>
+          <w:szCs w:val="36"/>
+        </w:rPr>
+        <w:t>Note: The above program illustrates expression parsing, but it does not correctly preserve operands when generating TAC. Use the corrected program below for your lab implementation.</w:t>
+      </w:r>
+    </w:p>
+    <w:p>
+      <w:pPr>
+        <w:rPr>
+          <w:b/>
+          <w:bCs/>
+          <w:sz w:val="36"/>
+          <w:szCs w:val="36"/>
+        </w:rPr>
+      </w:pPr>
+      <w:r>
+        <w:rPr>
+          <w:b/>
+          <w:bCs/>
+          <w:sz w:val="36"/>
+          <w:szCs w:val="36"/>
+        </w:rPr>
+        <w:t>Corrected C Program</w:t>
+      </w:r>
+    </w:p>
+    <w:p>
+      <w:pPr>
+        <w:rPr>
+          <w:b/>
+          <w:bCs/>
+          <w:sz w:val="36"/>
+          <w:szCs w:val="36"/>
+        </w:rPr>
+      </w:pPr>
+      <w:r>
+        <w:rPr>
+          <w:b/>
+          <w:bCs/>
+          <w:sz w:val="36"/>
+          <w:szCs w:val="36"/>
+        </w:rPr>
+        <w:t>#include &lt;stdio.h&gt;</w:t>
+      </w:r>
+    </w:p>
+    <w:p>
+      <w:pPr>
+        <w:rPr>
+          <w:b/>
+          <w:bCs/>
+          <w:sz w:val="36"/>
+          <w:szCs w:val="36"/>
+        </w:rPr>
+      </w:pPr>
+      <w:r>
+        <w:rPr>
+          <w:b/>
+          <w:bCs/>
+          <w:sz w:val="36"/>
+          <w:szCs w:val="36"/>
+        </w:rPr>
+        <w:t>#include &lt;ctype.h&gt;</w:t>
+      </w:r>
+    </w:p>
+    <w:p>
+      <w:pPr>
+        <w:rPr>
+          <w:b/>
+          <w:bCs/>
+          <w:sz w:val="36"/>
+          <w:szCs w:val="36"/>
+        </w:rPr>
+      </w:pPr>
+      <w:r>
+        <w:rPr>
+          <w:b/>
+          <w:bCs/>
+          <w:sz w:val="36"/>
+          <w:szCs w:val="36"/>
+        </w:rPr>
+        <w:t>#include &lt;string.h&gt;</w:t>
+      </w:r>
+    </w:p>
+    <w:p>
+      <w:pPr>
+        <w:rPr>
+          <w:b/>
+          <w:bCs/>
+          <w:sz w:val="36"/>
+          <w:szCs w:val="36"/>
+        </w:rPr>
+      </w:pPr>
+    </w:p>
+    <w:p>
+      <w:pPr>
+        <w:rPr>
+          <w:b/>
+          <w:bCs/>
+          <w:sz w:val="36"/>
+          <w:szCs w:val="36"/>
+        </w:rPr>
+      </w:pPr>
+      <w:r>
+        <w:rPr>
+          <w:b/>
+          <w:bCs/>
+          <w:sz w:val="36"/>
+          <w:szCs w:val="36"/>
+        </w:rPr>
+        <w:t>char expr[100];</w:t>
+      </w:r>
+    </w:p>
+    <w:p>
+      <w:pPr>
+        <w:rPr>
+          <w:b/>
+          <w:bCs/>
+          <w:sz w:val="36"/>
+          <w:szCs w:val="36"/>
+        </w:rPr>
+      </w:pPr>
+      <w:r>
+        <w:rPr>
+          <w:b/>
+          <w:bCs/>
+          <w:sz w:val="36"/>
+          <w:szCs w:val="36"/>
+        </w:rPr>
+        <w:t>int pos = 0, temp = 1;</w:t>
+      </w:r>
+    </w:p>
+    <w:p>
+      <w:pPr>
+        <w:rPr>
+          <w:b/>
+          <w:bCs/>
+          <w:sz w:val="36"/>
+          <w:szCs w:val="36"/>
+        </w:rPr>
+      </w:pPr>
+    </w:p>
+    <w:p>
+      <w:pPr>
+        <w:rPr>
+          <w:b/>
+          <w:bCs/>
+          <w:sz w:val="36"/>
+          <w:szCs w:val="36"/>
+        </w:rPr>
+      </w:pPr>
+      <w:r>
+        <w:rPr>
+          <w:b/>
+          <w:bCs/>
+          <w:sz w:val="36"/>
+          <w:szCs w:val="36"/>
+        </w:rPr>
+        <w:t>char result[100];</w:t>
+      </w:r>
+    </w:p>
+    <w:p>
+      <w:pPr>
+        <w:rPr>
+          <w:b/>
+          <w:bCs/>
+          <w:sz w:val="36"/>
+          <w:szCs w:val="36"/>
+        </w:rPr>
+      </w:pPr>
+    </w:p>
+    <w:p>
+      <w:pPr>
+        <w:rPr>
+          <w:b/>
+          <w:bCs/>
+          <w:sz w:val="36"/>
+          <w:szCs w:val="36"/>
+        </w:rPr>
+      </w:pPr>
+      <w:r>
+        <w:rPr>
+          <w:b/>
+          <w:bCs/>
+          <w:sz w:val="36"/>
+          <w:szCs w:val="36"/>
+        </w:rPr>
+        <w:t>void expression();</w:t>
+      </w:r>
+    </w:p>
+    <w:p>
+      <w:pPr>
+        <w:rPr>
+          <w:b/>
+          <w:bCs/>
+          <w:sz w:val="36"/>
+          <w:szCs w:val="36"/>
+        </w:rPr>
+      </w:pPr>
+      <w:r>
+        <w:rPr>
+          <w:b/>
+          <w:bCs/>
+          <w:sz w:val="36"/>
+          <w:szCs w:val="36"/>
+        </w:rPr>
+        <w:t>void term();</w:t>
+      </w:r>
+    </w:p>
+    <w:p>
+      <w:pPr>
+        <w:rPr>
+          <w:b/>
+          <w:bCs/>
+          <w:sz w:val="36"/>
+          <w:szCs w:val="36"/>
+        </w:rPr>
+      </w:pPr>
+      <w:r>
+        <w:rPr>
+          <w:b/>
+          <w:bCs/>
+          <w:sz w:val="36"/>
+          <w:szCs w:val="36"/>
+        </w:rPr>
+        <w:t>void factor();</w:t>
+      </w:r>
+    </w:p>
+    <w:p>
+      <w:pPr>
+        <w:rPr>
+          <w:b/>
+          <w:bCs/>
+          <w:sz w:val="36"/>
+          <w:szCs w:val="36"/>
+        </w:rPr>
+      </w:pPr>
+    </w:p>
+    <w:p>
+      <w:pPr>
+        <w:rPr>
+          <w:b/>
+          <w:bCs/>
+          <w:sz w:val="36"/>
+          <w:szCs w:val="36"/>
+        </w:rPr>
+      </w:pPr>
+      <w:r>
+        <w:rPr>
+          <w:b/>
+          <w:bCs/>
+          <w:sz w:val="36"/>
+          <w:szCs w:val="36"/>
+        </w:rPr>
+        <w:t>void expression()</w:t>
+      </w:r>
+    </w:p>
+    <w:p>
+      <w:pPr>
+        <w:rPr>
+          <w:b/>
+          <w:bCs/>
+          <w:sz w:val="36"/>
+          <w:szCs w:val="36"/>
+        </w:rPr>
+      </w:pPr>
+      <w:r>
+        <w:rPr>
+          <w:b/>
+          <w:bCs/>
+          <w:sz w:val="36"/>
+          <w:szCs w:val="36"/>
+        </w:rPr>
+        <w:t>{</w:t>
+      </w:r>
+    </w:p>
+    <w:p>
+      <w:pPr>
+        <w:rPr>
+          <w:b/>
+          <w:bCs/>
+          <w:sz w:val="36"/>
+          <w:szCs w:val="36"/>
+        </w:rPr>
+      </w:pPr>
+      <w:r>
+        <w:rPr>
+          <w:b/>
+          <w:bCs/>
+          <w:sz w:val="36"/>
+          <w:szCs w:val="36"/>
+        </w:rPr>
+        <w:t xml:space="preserve">    term();</w:t>
+      </w:r>
+    </w:p>
+    <w:p>
+      <w:pPr>
+        <w:rPr>
+          <w:b/>
+          <w:bCs/>
+          <w:sz w:val="36"/>
+          <w:szCs w:val="36"/>
+        </w:rPr>
+      </w:pPr>
+    </w:p>
+    <w:p>
+      <w:pPr>
+        <w:rPr>
+          <w:b/>
+          <w:bCs/>
+          <w:sz w:val="36"/>
+          <w:szCs w:val="36"/>
+        </w:rPr>
+      </w:pPr>
+      <w:r>
+        <w:rPr>
+          <w:b/>
+          <w:bCs/>
+          <w:sz w:val="36"/>
+          <w:szCs w:val="36"/>
+        </w:rPr>
+        <w:t xml:space="preserve">    while (expr[pos] == '+' || expr[pos] == '-')</w:t>
+      </w:r>
+    </w:p>
+    <w:p>
+      <w:pPr>
+        <w:rPr>
+          <w:b/>
+          <w:bCs/>
+          <w:sz w:val="36"/>
+          <w:szCs w:val="36"/>
+        </w:rPr>
+      </w:pPr>
+      <w:r>
+        <w:rPr>
+          <w:b/>
+          <w:bCs/>
+          <w:sz w:val="36"/>
+          <w:szCs w:val="36"/>
+        </w:rPr>
+        <w:t xml:space="preserve">    {</w:t>
+      </w:r>
+    </w:p>
+    <w:p>
+      <w:pPr>
+        <w:rPr>
+          <w:b/>
+          <w:bCs/>
+          <w:sz w:val="36"/>
+          <w:szCs w:val="36"/>
+        </w:rPr>
+      </w:pPr>
+      <w:r>
+        <w:rPr>
+          <w:b/>
+          <w:bCs/>
+          <w:sz w:val="36"/>
+          <w:szCs w:val="36"/>
+        </w:rPr>
+        <w:t xml:space="preserve">        char op = expr[pos++];</w:t>
+      </w:r>
+    </w:p>
+    <w:p>
+      <w:pPr>
+        <w:rPr>
+          <w:b/>
+          <w:bCs/>
+          <w:sz w:val="36"/>
+          <w:szCs w:val="36"/>
+        </w:rPr>
+      </w:pPr>
+      <w:r>
+        <w:rPr>
+          <w:b/>
+          <w:bCs/>
+          <w:sz w:val="36"/>
+          <w:szCs w:val="36"/>
+        </w:rPr>
+        <w:t xml:space="preserve">        char left[100], right[100];</w:t>
+      </w:r>
+    </w:p>
+    <w:p>
+      <w:pPr>
+        <w:rPr>
+          <w:b/>
+          <w:bCs/>
+          <w:sz w:val="36"/>
+          <w:szCs w:val="36"/>
+        </w:rPr>
+      </w:pPr>
+    </w:p>
+    <w:p>
+      <w:pPr>
+        <w:rPr>
+          <w:b/>
+          <w:bCs/>
+          <w:sz w:val="36"/>
+          <w:szCs w:val="36"/>
+        </w:rPr>
+      </w:pPr>
+      <w:r>
+        <w:rPr>
+          <w:b/>
+          <w:bCs/>
+          <w:sz w:val="36"/>
+          <w:szCs w:val="36"/>
+        </w:rPr>
+        <w:t xml:space="preserve">        strcpy(left, result);</w:t>
+      </w:r>
+    </w:p>
+    <w:p>
+      <w:pPr>
+        <w:rPr>
+          <w:b/>
+          <w:bCs/>
+          <w:sz w:val="36"/>
+          <w:szCs w:val="36"/>
+        </w:rPr>
+      </w:pPr>
+      <w:r>
+        <w:rPr>
+          <w:b/>
+          <w:bCs/>
+          <w:sz w:val="36"/>
+          <w:szCs w:val="36"/>
+        </w:rPr>
+        <w:t xml:space="preserve">        term();</w:t>
+      </w:r>
+    </w:p>
+    <w:p>
+      <w:pPr>
+        <w:rPr>
+          <w:b/>
+          <w:bCs/>
+          <w:sz w:val="36"/>
+          <w:szCs w:val="36"/>
+        </w:rPr>
+      </w:pPr>
+      <w:r>
+        <w:rPr>
+          <w:b/>
+          <w:bCs/>
+          <w:sz w:val="36"/>
+          <w:szCs w:val="36"/>
+        </w:rPr>
+        <w:t xml:space="preserve">        strcpy(right, result);</w:t>
+      </w:r>
+    </w:p>
+    <w:p>
+      <w:pPr>
+        <w:rPr>
+          <w:b/>
+          <w:bCs/>
+          <w:sz w:val="36"/>
+          <w:szCs w:val="36"/>
+        </w:rPr>
+      </w:pPr>
+    </w:p>
+    <w:p>
+      <w:pPr>
+        <w:rPr>
+          <w:b/>
+          <w:bCs/>
+          <w:sz w:val="36"/>
+          <w:szCs w:val="36"/>
+        </w:rPr>
+      </w:pPr>
+      <w:r>
+        <w:rPr>
+          <w:b/>
+          <w:bCs/>
+          <w:sz w:val="36"/>
+          <w:szCs w:val="36"/>
+        </w:rPr>
+        <w:t xml:space="preserve">        sprintf(result, "t%d", temp);</w:t>
+      </w:r>
+    </w:p>
+    <w:p>
+      <w:pPr>
+        <w:rPr>
+          <w:b/>
+          <w:bCs/>
+          <w:sz w:val="36"/>
+          <w:szCs w:val="36"/>
+        </w:rPr>
+      </w:pPr>
+      <w:r>
+        <w:rPr>
+          <w:b/>
+          <w:bCs/>
+          <w:sz w:val="36"/>
+          <w:szCs w:val="36"/>
+        </w:rPr>
+        <w:t xml:space="preserve">        printf("%s = %s %c %s\n", result, left, op, right);</w:t>
+      </w:r>
+    </w:p>
+    <w:p>
+      <w:pPr>
+        <w:rPr>
+          <w:b/>
+          <w:bCs/>
+          <w:sz w:val="36"/>
+          <w:szCs w:val="36"/>
+        </w:rPr>
+      </w:pPr>
+      <w:r>
+        <w:rPr>
+          <w:b/>
+          <w:bCs/>
+          <w:sz w:val="36"/>
+          <w:szCs w:val="36"/>
+        </w:rPr>
+        <w:t xml:space="preserve">        temp++;</w:t>
+      </w:r>
+    </w:p>
+    <w:p>
+      <w:pPr>
+        <w:rPr>
+          <w:b/>
+          <w:bCs/>
+          <w:sz w:val="36"/>
+          <w:szCs w:val="36"/>
+        </w:rPr>
+      </w:pPr>
+      <w:r>
+        <w:rPr>
+          <w:b/>
+          <w:bCs/>
+          <w:sz w:val="36"/>
+          <w:szCs w:val="36"/>
+        </w:rPr>
+        <w:t xml:space="preserve">    }</w:t>
+      </w:r>
+    </w:p>
+    <w:p>
+      <w:pPr>
+        <w:rPr>
+          <w:b/>
+          <w:bCs/>
+          <w:sz w:val="36"/>
+          <w:szCs w:val="36"/>
+        </w:rPr>
+      </w:pPr>
+      <w:r>
+        <w:rPr>
+          <w:b/>
+          <w:bCs/>
+          <w:sz w:val="36"/>
+          <w:szCs w:val="36"/>
+        </w:rPr>
+        <w:lastRenderedPageBreak/>
+        <w:t>}</w:t>
+      </w:r>
+    </w:p>
+    <w:p>
+      <w:pPr>
+        <w:rPr>
+          <w:b/>
+          <w:bCs/>
+          <w:sz w:val="36"/>
+          <w:szCs w:val="36"/>
+        </w:rPr>
+      </w:pPr>
+    </w:p>
+    <w:p>
+      <w:pPr>
+        <w:rPr>
+          <w:b/>
+          <w:bCs/>
+          <w:sz w:val="36"/>
+          <w:szCs w:val="36"/>
+        </w:rPr>
+      </w:pPr>
+      <w:r>
+        <w:rPr>
+          <w:b/>
+          <w:bCs/>
+          <w:sz w:val="36"/>
+          <w:szCs w:val="36"/>
+        </w:rPr>
+        <w:t>void term()</w:t>
+      </w:r>
+    </w:p>
+    <w:p>
+      <w:pPr>
+        <w:rPr>
+          <w:b/>
+          <w:bCs/>
+          <w:sz w:val="36"/>
+          <w:szCs w:val="36"/>
+        </w:rPr>
+      </w:pPr>
+      <w:r>
+        <w:rPr>
+          <w:b/>
+          <w:bCs/>
+          <w:sz w:val="36"/>
+          <w:szCs w:val="36"/>
+        </w:rPr>
+        <w:t>{</w:t>
+      </w:r>
+    </w:p>
+    <w:p>
+      <w:pPr>
+        <w:rPr>
+          <w:b/>
+          <w:bCs/>
+          <w:sz w:val="36"/>
+          <w:szCs w:val="36"/>
+        </w:rPr>
+      </w:pPr>
+      <w:r>
+        <w:rPr>
+          <w:b/>
+          <w:bCs/>
+          <w:sz w:val="36"/>
+          <w:szCs w:val="36"/>
+        </w:rPr>
+        <w:t xml:space="preserve">    factor();</w:t>
+      </w:r>
+    </w:p>
+    <w:p>
+      <w:pPr>
+        <w:rPr>
+          <w:b/>
+          <w:bCs/>
+          <w:sz w:val="36"/>
+          <w:szCs w:val="36"/>
+        </w:rPr>
+      </w:pPr>
+    </w:p>
+    <w:p>
+      <w:pPr>
+        <w:rPr>
+          <w:b/>
+          <w:bCs/>
+          <w:sz w:val="36"/>
+          <w:szCs w:val="36"/>
+        </w:rPr>
+      </w:pPr>
+      <w:r>
+        <w:rPr>
+          <w:b/>
+          <w:bCs/>
+          <w:sz w:val="36"/>
+          <w:szCs w:val="36"/>
+        </w:rPr>
+        <w:t xml:space="preserve">    while (expr[pos] == '*' || expr[pos] == '/')</w:t>
+      </w:r>
+    </w:p>
+    <w:p>
+      <w:pPr>
+        <w:rPr>
+          <w:b/>
+          <w:bCs/>
+          <w:sz w:val="36"/>
+          <w:szCs w:val="36"/>
+        </w:rPr>
+      </w:pPr>
+      <w:r>
+        <w:rPr>
+          <w:b/>
+          <w:bCs/>
+          <w:sz w:val="36"/>
+          <w:szCs w:val="36"/>
+        </w:rPr>
+        <w:t xml:space="preserve">    {</w:t>
+      </w:r>
+    </w:p>
+    <w:p>
+      <w:pPr>
+        <w:rPr>
+          <w:b/>
+          <w:bCs/>
+          <w:sz w:val="36"/>
+          <w:szCs w:val="36"/>
+        </w:rPr>
+      </w:pPr>
+      <w:r>
+        <w:rPr>
+          <w:b/>
+          <w:bCs/>
+          <w:sz w:val="36"/>
+          <w:szCs w:val="36"/>
+        </w:rPr>
+        <w:t xml:space="preserve">        char op = expr[pos++];</w:t>
+      </w:r>
+    </w:p>
+    <w:p>
+      <w:pPr>
+        <w:rPr>
+          <w:b/>
+          <w:bCs/>
+          <w:sz w:val="36"/>
+          <w:szCs w:val="36"/>
+        </w:rPr>
+      </w:pPr>
+      <w:r>
+        <w:rPr>
+          <w:b/>
+          <w:bCs/>
+          <w:sz w:val="36"/>
+          <w:szCs w:val="36"/>
+        </w:rPr>
+        <w:t xml:space="preserve">        char left[100], right[100];</w:t>
+      </w:r>
+    </w:p>
+    <w:p>
+      <w:pPr>
+        <w:rPr>
+          <w:b/>
+          <w:bCs/>
+          <w:sz w:val="36"/>
+          <w:szCs w:val="36"/>
+        </w:rPr>
+      </w:pPr>
+    </w:p>
+    <w:p>
+      <w:pPr>
+        <w:rPr>
+          <w:b/>
+          <w:bCs/>
+          <w:sz w:val="36"/>
+          <w:szCs w:val="36"/>
+        </w:rPr>
+      </w:pPr>
+      <w:r>
+        <w:rPr>
+          <w:b/>
+          <w:bCs/>
+          <w:sz w:val="36"/>
+          <w:szCs w:val="36"/>
+        </w:rPr>
+        <w:t xml:space="preserve">        strcpy(left, result);</w:t>
+      </w:r>
+    </w:p>
+    <w:p>
+      <w:pPr>
+        <w:rPr>
+          <w:b/>
+          <w:bCs/>
+          <w:sz w:val="36"/>
+          <w:szCs w:val="36"/>
+        </w:rPr>
+      </w:pPr>
+      <w:r>
+        <w:rPr>
+          <w:b/>
+          <w:bCs/>
+          <w:sz w:val="36"/>
+          <w:szCs w:val="36"/>
+        </w:rPr>
+        <w:t xml:space="preserve">        factor();</w:t>
+      </w:r>
+    </w:p>
+    <w:p>
+      <w:pPr>
+        <w:rPr>
+          <w:b/>
+          <w:bCs/>
+          <w:sz w:val="36"/>
+          <w:szCs w:val="36"/>
+        </w:rPr>
+      </w:pPr>
+      <w:r>
+        <w:rPr>
+          <w:b/>
+          <w:bCs/>
+          <w:sz w:val="36"/>
+          <w:szCs w:val="36"/>
+        </w:rPr>
+        <w:t xml:space="preserve">        strcpy(right, result);</w:t>
+      </w:r>
+    </w:p>
+    <w:p>
+      <w:pPr>
+        <w:rPr>
+          <w:b/>
+          <w:bCs/>
+          <w:sz w:val="36"/>
+          <w:szCs w:val="36"/>
+        </w:rPr>
+      </w:pPr>
+    </w:p>
+    <w:p>
+      <w:pPr>
+        <w:rPr>
+          <w:b/>
+          <w:bCs/>
+          <w:sz w:val="36"/>
+          <w:szCs w:val="36"/>
+        </w:rPr>
+      </w:pPr>
+      <w:r>
+        <w:rPr>
+          <w:b/>
+          <w:bCs/>
+          <w:sz w:val="36"/>
+          <w:szCs w:val="36"/>
+        </w:rPr>
+        <w:t xml:space="preserve">        sprintf(result, "t%d", temp);</w:t>
+      </w:r>
+    </w:p>
+    <w:p>
+      <w:pPr>
+        <w:rPr>
+          <w:b/>
+          <w:bCs/>
+          <w:sz w:val="36"/>
+          <w:szCs w:val="36"/>
+        </w:rPr>
+      </w:pPr>
+      <w:r>
+        <w:rPr>
+          <w:b/>
+          <w:bCs/>
+          <w:sz w:val="36"/>
+          <w:szCs w:val="36"/>
+        </w:rPr>
+        <w:t xml:space="preserve">        printf("%s = %s %c %s\n", result, left, op, right);</w:t>
+      </w:r>
+    </w:p>
+    <w:p>
+      <w:pPr>
+        <w:rPr>
+          <w:b/>
+          <w:bCs/>
+          <w:sz w:val="36"/>
+          <w:szCs w:val="36"/>
+        </w:rPr>
+      </w:pPr>
+      <w:r>
+        <w:rPr>
+          <w:b/>
+          <w:bCs/>
+          <w:sz w:val="36"/>
+          <w:szCs w:val="36"/>
+        </w:rPr>
+        <w:t xml:space="preserve">        temp++;</w:t>
+      </w:r>
+    </w:p>
+    <w:p>
+      <w:pPr>
+        <w:rPr>
+          <w:b/>
+          <w:bCs/>
+          <w:sz w:val="36"/>
+          <w:szCs w:val="36"/>
+        </w:rPr>
+      </w:pPr>
+      <w:r>
+        <w:rPr>
+          <w:b/>
+          <w:bCs/>
+          <w:sz w:val="36"/>
+          <w:szCs w:val="36"/>
+        </w:rPr>
+        <w:t xml:space="preserve">    }</w:t>
+      </w:r>
+    </w:p>
+    <w:p>
+      <w:pPr>
+        <w:rPr>
+          <w:b/>
+          <w:bCs/>
+          <w:sz w:val="36"/>
+          <w:szCs w:val="36"/>
+        </w:rPr>
+      </w:pPr>
+      <w:r>
+        <w:rPr>
+          <w:b/>
+          <w:bCs/>
+          <w:sz w:val="36"/>
+          <w:szCs w:val="36"/>
+        </w:rPr>
+        <w:t>}</w:t>
+      </w:r>
+    </w:p>
+    <w:p>
+      <w:pPr>
+        <w:rPr>
+          <w:b/>
+          <w:bCs/>
+          <w:sz w:val="36"/>
+          <w:szCs w:val="36"/>
+        </w:rPr>
+      </w:pPr>
+    </w:p>
+    <w:p>
+      <w:pPr>
+        <w:rPr>
+          <w:b/>
+          <w:bCs/>
+          <w:sz w:val="36"/>
+          <w:szCs w:val="36"/>
+        </w:rPr>
+      </w:pPr>
+      <w:r>
+        <w:rPr>
+          <w:b/>
+          <w:bCs/>
+          <w:sz w:val="36"/>
+          <w:szCs w:val="36"/>
+        </w:rPr>
+        <w:t>void factor()</w:t>
+      </w:r>
+    </w:p>
+    <w:p>
+      <w:pPr>
+        <w:rPr>
+          <w:b/>
+          <w:bCs/>
+          <w:sz w:val="36"/>
+          <w:szCs w:val="36"/>
+        </w:rPr>
+      </w:pPr>
+      <w:r>
+        <w:rPr>
+          <w:b/>
+          <w:bCs/>
+          <w:sz w:val="36"/>
+          <w:szCs w:val="36"/>
+        </w:rPr>
+        <w:lastRenderedPageBreak/>
+        <w:t>{</w:t>
+      </w:r>
+    </w:p>
+    <w:p>
+      <w:pPr>
+        <w:rPr>
+          <w:b/>
+          <w:bCs/>
+          <w:sz w:val="36"/>
+          <w:szCs w:val="36"/>
+        </w:rPr>
+      </w:pPr>
+      <w:r>
+        <w:rPr>
+          <w:b/>
+          <w:bCs/>
+          <w:sz w:val="36"/>
+          <w:szCs w:val="36"/>
+        </w:rPr>
+        <w:t xml:space="preserve">    if (isalnum((unsigned char)expr[pos]))</w:t>
+      </w:r>
+    </w:p>
+    <w:p>
+      <w:pPr>
+        <w:rPr>
+          <w:b/>
+          <w:bCs/>
+          <w:sz w:val="36"/>
+          <w:szCs w:val="36"/>
+        </w:rPr>
+      </w:pPr>
+      <w:r>
+        <w:rPr>
+          <w:b/>
+          <w:bCs/>
+          <w:sz w:val="36"/>
+          <w:szCs w:val="36"/>
+        </w:rPr>
+        <w:t xml:space="preserve">    {</w:t>
+      </w:r>
+    </w:p>
+    <w:p>
+      <w:pPr>
+        <w:rPr>
+          <w:b/>
+          <w:bCs/>
+          <w:sz w:val="36"/>
+          <w:szCs w:val="36"/>
+        </w:rPr>
+      </w:pPr>
+      <w:r>
+        <w:rPr>
+          <w:b/>
+          <w:bCs/>
+          <w:sz w:val="36"/>
+          <w:szCs w:val="36"/>
+        </w:rPr>
+        <w:t xml:space="preserve">        result[0] = expr[pos++];</w:t>
+      </w:r>
+    </w:p>
+    <w:p>
+      <w:pPr>
+        <w:rPr>
+          <w:b/>
+          <w:bCs/>
+          <w:sz w:val="36"/>
+          <w:szCs w:val="36"/>
+        </w:rPr>
+      </w:pPr>
+      <w:r>
+        <w:rPr>
+          <w:b/>
+          <w:bCs/>
+          <w:sz w:val="36"/>
+          <w:szCs w:val="36"/>
+        </w:rPr>
+        <w:t xml:space="preserve">        result[1] = '\0';</w:t>
+      </w:r>
+    </w:p>
+    <w:p>
+      <w:pPr>
+        <w:rPr>
+          <w:b/>
+          <w:bCs/>
+          <w:sz w:val="36"/>
+          <w:szCs w:val="36"/>
+        </w:rPr>
+      </w:pPr>
+      <w:r>
+        <w:rPr>
+          <w:b/>
+          <w:bCs/>
+          <w:sz w:val="36"/>
+          <w:szCs w:val="36"/>
+        </w:rPr>
+        <w:t xml:space="preserve">    }</w:t>
+      </w:r>
+    </w:p>
+    <w:p>
+      <w:pPr>
+        <w:rPr>
+          <w:b/>
+          <w:bCs/>
+          <w:sz w:val="36"/>
+          <w:szCs w:val="36"/>
+        </w:rPr>
+      </w:pPr>
+      <w:r>
+        <w:rPr>
+          <w:b/>
+          <w:bCs/>
+          <w:sz w:val="36"/>
+          <w:szCs w:val="36"/>
+        </w:rPr>
+        <w:t xml:space="preserve">    else if (expr[pos] == '(')</w:t>
+      </w:r>
+    </w:p>
+    <w:p>
+      <w:pPr>
+        <w:rPr>
+          <w:b/>
+          <w:bCs/>
+          <w:sz w:val="36"/>
+          <w:szCs w:val="36"/>
+        </w:rPr>
+      </w:pPr>
+      <w:r>
+        <w:rPr>
+          <w:b/>
+          <w:bCs/>
+          <w:sz w:val="36"/>
+          <w:szCs w:val="36"/>
+        </w:rPr>
+        <w:t xml:space="preserve">    {</w:t>
+      </w:r>
+    </w:p>
+    <w:p>
+      <w:pPr>
+        <w:rPr>
+          <w:b/>
+          <w:bCs/>
+          <w:sz w:val="36"/>
+          <w:szCs w:val="36"/>
+        </w:rPr>
+      </w:pPr>
+      <w:r>
+        <w:rPr>
+          <w:b/>
+          <w:bCs/>
+          <w:sz w:val="36"/>
+          <w:szCs w:val="36"/>
+        </w:rPr>
+        <w:t xml:space="preserve">        pos++;</w:t>
+      </w:r>
+    </w:p>
+    <w:p>
+      <w:pPr>
+        <w:rPr>
+          <w:b/>
+          <w:bCs/>
+          <w:sz w:val="36"/>
+          <w:szCs w:val="36"/>
+        </w:rPr>
+      </w:pPr>
+      <w:r>
+        <w:rPr>
+          <w:b/>
+          <w:bCs/>
+          <w:sz w:val="36"/>
+          <w:szCs w:val="36"/>
+        </w:rPr>
+        <w:t xml:space="preserve">        expression();</w:t>
+      </w:r>
+    </w:p>
+    <w:p>
+      <w:pPr>
+        <w:rPr>
+          <w:b/>
+          <w:bCs/>
+          <w:sz w:val="36"/>
+          <w:szCs w:val="36"/>
+        </w:rPr>
+      </w:pPr>
+    </w:p>
+    <w:p>
+      <w:pPr>
+        <w:rPr>
+          <w:b/>
+          <w:bCs/>
+          <w:sz w:val="36"/>
+          <w:szCs w:val="36"/>
+        </w:rPr>
+      </w:pPr>
+      <w:r>
+        <w:rPr>
+          <w:b/>
+          <w:bCs/>
+          <w:sz w:val="36"/>
+          <w:szCs w:val="36"/>
+        </w:rPr>
+        <w:t xml:space="preserve">        if (expr[pos] == ')')</w:t>
+      </w:r>
+    </w:p>
+    <w:p>
+      <w:pPr>
+        <w:rPr>
+          <w:b/>
+          <w:bCs/>
+          <w:sz w:val="36"/>
+          <w:szCs w:val="36"/>
+        </w:rPr>
+      </w:pPr>
+      <w:r>
+        <w:rPr>
+          <w:b/>
+          <w:bCs/>
+          <w:sz w:val="36"/>
+          <w:szCs w:val="36"/>
+        </w:rPr>
+        <w:t xml:space="preserve">            pos++;</w:t>
+      </w:r>
+    </w:p>
+    <w:p>
+      <w:pPr>
+        <w:rPr>
+          <w:b/>
+          <w:bCs/>
+          <w:sz w:val="36"/>
+          <w:szCs w:val="36"/>
+        </w:rPr>
+      </w:pPr>
+      <w:r>
+        <w:rPr>
+          <w:b/>
+          <w:bCs/>
+          <w:sz w:val="36"/>
+          <w:szCs w:val="36"/>
+        </w:rPr>
+        <w:t xml:space="preserve">    }</w:t>
+      </w:r>
+    </w:p>
+    <w:p>
+      <w:pPr>
+        <w:rPr>
+          <w:b/>
+          <w:bCs/>
+          <w:sz w:val="36"/>
+          <w:szCs w:val="36"/>
+        </w:rPr>
+      </w:pPr>
+      <w:r>
+        <w:rPr>
+          <w:b/>
+          <w:bCs/>
+          <w:sz w:val="36"/>
+          <w:szCs w:val="36"/>
+        </w:rPr>
+        <w:t>}</w:t>
+      </w:r>
+    </w:p>
+    <w:p>
+      <w:pPr>
+        <w:rPr>
+          <w:b/>
+          <w:bCs/>
+          <w:sz w:val="36"/>
+          <w:szCs w:val="36"/>
+        </w:rPr>
+      </w:pPr>
+    </w:p>
+    <w:p>
+      <w:pPr>
+        <w:rPr>
+          <w:b/>
+          <w:bCs/>
+          <w:sz w:val="36"/>
+          <w:szCs w:val="36"/>
+        </w:rPr>
+      </w:pPr>
+      <w:r>
+        <w:rPr>
+          <w:b/>
+          <w:bCs/>
+          <w:sz w:val="36"/>
+          <w:szCs w:val="36"/>
+        </w:rPr>
+        <w:t>int main()</w:t>
+      </w:r>
+    </w:p>
+    <w:p>
+      <w:pPr>
+        <w:rPr>
+          <w:b/>
+          <w:bCs/>
+          <w:sz w:val="36"/>
+          <w:szCs w:val="36"/>
+        </w:rPr>
+      </w:pPr>
+      <w:r>
+        <w:rPr>
+          <w:b/>
+          <w:bCs/>
+          <w:sz w:val="36"/>
+          <w:szCs w:val="36"/>
+        </w:rPr>
+        <w:t>{</w:t>
+      </w:r>
+    </w:p>
+    <w:p>
+      <w:pPr>
+        <w:rPr>
+          <w:b/>
+          <w:bCs/>
+          <w:sz w:val="36"/>
+          <w:szCs w:val="36"/>
+        </w:rPr>
+      </w:pPr>
+      <w:r>
+        <w:rPr>
+          <w:b/>
+          <w:bCs/>
+          <w:sz w:val="36"/>
+          <w:szCs w:val="36"/>
+        </w:rPr>
+        <w:t xml:space="preserve">    printf("Enter an arithmetic expression: ");</w:t>
+      </w:r>
+    </w:p>
+    <w:p>
+      <w:pPr>
+        <w:rPr>
+          <w:b/>
+          <w:bCs/>
+          <w:sz w:val="36"/>
+          <w:szCs w:val="36"/>
+        </w:rPr>
+      </w:pPr>
+      <w:r>
+        <w:rPr>
+          <w:b/>
+          <w:bCs/>
+          <w:sz w:val="36"/>
+          <w:szCs w:val="36"/>
+        </w:rPr>
+        <w:t xml:space="preserve">    scanf("%99s", expr);</w:t>
+      </w:r>
+    </w:p>
+    <w:p>
+      <w:pPr>
+        <w:rPr>
+          <w:b/>
+          <w:bCs/>
+          <w:sz w:val="36"/>
+          <w:szCs w:val="36"/>
+        </w:rPr>
+      </w:pPr>
+    </w:p>
+    <w:p>
+      <w:pPr>
+        <w:rPr>
+          <w:b/>
+          <w:bCs/>
+          <w:sz w:val="36"/>
+          <w:szCs w:val="36"/>
+        </w:rPr>
+      </w:pPr>
+      <w:r>
+        <w:rPr>
+          <w:b/>
+          <w:bCs/>
+          <w:sz w:val="36"/>
+          <w:szCs w:val="36"/>
+        </w:rPr>
+        <w:t xml:space="preserve">    printf("\nThree Address Code:\n");</w:t>
+      </w:r>
+    </w:p>
+    <w:p>
+      <w:pPr>
+        <w:rPr>
+          <w:b/>
+          <w:bCs/>
+          <w:sz w:val="36"/>
+          <w:szCs w:val="36"/>
+        </w:rPr>
+      </w:pPr>
+      <w:r>
+        <w:rPr>
+          <w:b/>
+          <w:bCs/>
+          <w:sz w:val="36"/>
+          <w:szCs w:val="36"/>
+        </w:rPr>
+        <w:lastRenderedPageBreak/>
+        <w:t xml:space="preserve">    expression();</w:t>
+      </w:r>
+    </w:p>
+    <w:p>
+      <w:pPr>
+        <w:rPr>
+          <w:b/>
+          <w:bCs/>
+          <w:sz w:val="36"/>
+          <w:szCs w:val="36"/>
+        </w:rPr>
+      </w:pPr>
+    </w:p>
+    <w:p>
+      <w:pPr>
+        <w:rPr>
+          <w:b/>
+          <w:bCs/>
+          <w:sz w:val="36"/>
+          <w:szCs w:val="36"/>
+        </w:rPr>
+      </w:pPr>
+      <w:r>
+        <w:rPr>
+          <w:b/>
+          <w:bCs/>
+          <w:sz w:val="36"/>
+          <w:szCs w:val="36"/>
+        </w:rPr>
+        <w:t xml:space="preserve">    return 0;</w:t>
+      </w:r>
+    </w:p>
+    <w:p>
+      <w:pPr>
+        <w:rPr>
+          <w:b/>
+          <w:bCs/>
+          <w:sz w:val="36"/>
+          <w:szCs w:val="36"/>
+        </w:rPr>
+      </w:pPr>
+      <w:r>
+        <w:rPr>
+          <w:b/>
+          <w:bCs/>
+          <w:sz w:val="36"/>
+          <w:szCs w:val="36"/>
+        </w:rPr>
+        <w:t>}</w:t>
+      </w:r>
+    </w:p>
+    <w:p>
+      <w:pPr>
+        <w:rPr>
+          <w:b/>
+          <w:bCs/>
+          <w:sz w:val="36"/>
+          <w:szCs w:val="36"/>
+        </w:rPr>
+      </w:pPr>
+      <w:r>
+        <w:rPr>
+          <w:b/>
+          <w:bCs/>
+          <w:sz w:val="36"/>
+          <w:szCs w:val="36"/>
+        </w:rPr>
+        <w:t>6. SAMPLE INPUT</w:t>
+      </w:r>
+    </w:p>
+    <w:p>
+      <w:pPr>
+        <w:rPr>
+          <w:b/>
+          <w:bCs/>
+          <w:sz w:val="36"/>
+          <w:szCs w:val="36"/>
+        </w:rPr>
+      </w:pPr>
+      <w:r>
+        <w:rPr>
+          <w:b/>
+          <w:bCs/>
+          <w:sz w:val="36"/>
+          <w:szCs w:val="36"/>
+        </w:rPr>
+        <w:t>a+b*c</w:t>
+      </w:r>
+    </w:p>
+    <w:p>
+      <w:pPr>
+        <w:rPr>
+          <w:b/>
+          <w:bCs/>
+          <w:sz w:val="36"/>
+          <w:szCs w:val="36"/>
+        </w:rPr>
+      </w:pPr>
+      <w:r>
+        <w:rPr>
+          <w:b/>
+          <w:bCs/>
+          <w:sz w:val="36"/>
+          <w:szCs w:val="36"/>
+        </w:rPr>
+        <w:t>7. SAMPLE OUTPUT</w:t>
+      </w:r>
+    </w:p>
+    <w:p>
+      <w:pPr>
+        <w:rPr>
+          <w:b/>
+          <w:bCs/>
+          <w:sz w:val="36"/>
+          <w:szCs w:val="36"/>
+        </w:rPr>
+      </w:pPr>
+      <w:r>
+        <w:rPr>
+          <w:b/>
+          <w:bCs/>
+          <w:sz w:val="36"/>
+          <w:szCs w:val="36"/>
+        </w:rPr>
+        <w:t>Enter an arithmetic expression: a+b*c</w:t>
+      </w:r>
+    </w:p>
+    <w:p>
+      <w:pPr>
+        <w:rPr>
+          <w:b/>
+          <w:bCs/>
+          <w:sz w:val="36"/>
+          <w:szCs w:val="36"/>
+        </w:rPr>
+      </w:pPr>
+    </w:p>
+    <w:p>
+      <w:pPr>
+        <w:rPr>
+          <w:b/>
+          <w:bCs/>
+          <w:sz w:val="36"/>
+          <w:szCs w:val="36"/>
+        </w:rPr>
+      </w:pPr>
+      <w:r>
+        <w:rPr>
+          <w:b/>
+          <w:bCs/>
+          <w:sz w:val="36"/>
+          <w:szCs w:val="36"/>
+        </w:rPr>
+        <w:t>Three Address Code:</w:t>
+      </w:r>
+    </w:p>
+    <w:p>
+      <w:pPr>
+        <w:rPr>
+          <w:b/>
+          <w:bCs/>
+          <w:sz w:val="36"/>
+          <w:szCs w:val="36"/>
+        </w:rPr>
+      </w:pPr>
+      <w:r>
+        <w:rPr>
+          <w:b/>
+          <w:bCs/>
+          <w:sz w:val="36"/>
+          <w:szCs w:val="36"/>
+        </w:rPr>
+        <w:t>t1 = b * c</w:t>
+      </w:r>
+    </w:p>
+    <w:p>
+      <w:pPr>
+        <w:rPr>
+          <w:b/>
+          <w:bCs/>
+          <w:sz w:val="36"/>
+          <w:szCs w:val="36"/>
+        </w:rPr>
+      </w:pPr>
+      <w:r>
+        <w:rPr>
+          <w:b/>
+          <w:bCs/>
+          <w:sz w:val="36"/>
+          <w:szCs w:val="36"/>
+        </w:rPr>
+        <w:t>t2 = a + t1</w:t>
+      </w:r>
+    </w:p>
+    <w:p>
+      <w:pPr>
+        <w:rPr>
+          <w:b/>
+          <w:bCs/>
+          <w:sz w:val="36"/>
+          <w:szCs w:val="36"/>
+        </w:rPr>
+      </w:pPr>
+      <w:r>
+        <w:rPr>
+          <w:b/>
+          <w:bCs/>
+          <w:sz w:val="36"/>
+          <w:szCs w:val="36"/>
+        </w:rPr>
+        <w:t>8. RESULT</w:t>
+      </w:r>
+    </w:p>
+    <w:p>
+      <w:pPr>
+        <w:rPr>
+          <w:b/>
+          <w:bCs/>
+          <w:sz w:val="36"/>
+          <w:szCs w:val="36"/>
+        </w:rPr>
+      </w:pPr>
+      <w:r>
+        <w:rPr>
+          <w:b/>
+          <w:bCs/>
+          <w:sz w:val="36"/>
+          <w:szCs w:val="36"/>
+        </w:rPr>
+        <w:t>Thus, the C program for generating Three Address Code for an arithmetic expression was implemented and executed successfully.</w:t>
+      </w:r>
+    </w:p>
+    <w:p>
+      <w:pPr>
+        <w:rPr>
+          <w:b/>
+          <w:bCs/>
+          <w:sz w:val="36"/>
+          <w:szCs w:val="36"/>
+        </w:rPr>
+      </w:pPr>
+      <w:r>
+        <w:rPr>
+          <w:noProof/>
+        </w:rPr>
+        <w:lastRenderedPageBreak/>
+        <w:drawing>
+          <wp:inline distT="0" distB="0" distL="0" distR="0" wp14:anchorId="35E00FAC" wp14:editId="607F692A">
+            <wp:extent cx="3413760" cy="3337560"/>
+            <wp:effectExtent l="0" t="0" r="0" b="0"/>
+            <wp:docPr id="745446704" name="Picture 1"/>
+            <wp:cNvGraphicFramePr>
+              <a:graphicFrameLocks xmlns:a="http://schemas.openxmlformats.org/drawingml/2006/main" noChangeAspect="1"/>
+            </wp:cNvGraphicFramePr>
+            <a:graphic xmlns:a="http://schemas.openxmlformats.org/drawingml/2006/main">
+              <a:graphicData uri="http://schemas.openxmlformats.org/drawingml/2006/picture">
+                <pic:pic xmlns:pic="http://schemas.openxmlformats.org/drawingml/2006/picture">
+                  <pic:nvPicPr>
+                    <pic:cNvPr id="0" name="Picture 1"/>
+                    <pic:cNvPicPr>
+                      <a:picLocks noChangeAspect="1" noChangeArrowheads="1"/>
+                    </pic:cNvPicPr>
+                  </pic:nvPicPr>
+                  <pic:blipFill>
+                    <a:blip r:embed="rId5">
+                      <a:extLst>
+                        <a:ext uri="{28A0092B-C50C-407E-A947-70E740481C1C}">
+                          <a14:useLocalDpi xmlns:a14="http://schemas.microsoft.com/office/drawing/2010/main" val="0"/>
+                        </a:ext>
+                      </a:extLst>
+                    </a:blip>
+                    <a:srcRect/>
+                    <a:stretch>
+                      <a:fillRect/>
+                    </a:stretch>
+                  </pic:blipFill>
+                  <pic:spPr bwMode="auto">
+                    <a:xfrm>
+                      <a:off x="0" y="0"/>
+                      <a:ext cx="3413760" cy="3337560"/>
+                    </a:xfrm>
+                    <a:prstGeom prst="rect">
+                      <a:avLst/>
+                    </a:prstGeom>
+                    <a:noFill/>
+                    <a:ln>
+                      <a:noFill/>
+                    </a:ln>
+                  </pic:spPr>
+                </pic:pic>
+              </a:graphicData>
+            </a:graphic>
+          </wp:inline>
+        </w:drawing>
       </w:r>
     </w:p>
     <w:p>
@@ -62,6 +3310,279 @@
     </w:sectPr>
   </w:body>
 </w:document>
+</file>
+
+<file path=word/numbering.xml><?xml version="1.0" encoding="utf-8"?>
+<w:numbering xmlns:wpc="http://schemas.microsoft.com/office/word/2010/wordprocessingCanvas" xmlns:cx="http://schemas.microsoft.com/office/drawing/2014/chartex" xmlns:cx1="http://schemas.microsoft.com/office/drawing/2015/9/8/chartex" xmlns:cx2="http://schemas.microsoft.com/office/drawing/2015/10/21/chartex" xmlns:cx3="http://schemas.microsoft.com/office/drawing/2016/5/9/chartex" xmlns:cx4="http://schemas.microsoft.com/office/drawing/2016/5/10/chartex" xmlns:cx5="http://schemas.microsoft.com/office/drawing/2016/5/11/chartex" xmlns:cx6="http://schemas.microsoft.com/office/drawing/2016/5/12/chartex" xmlns:cx7="http://schemas.microsoft.com/office/drawing/2016/5/13/chartex" xmlns:cx8="http://schemas.microsoft.com/office/drawing/2016/5/14/chartex" xmlns:mc="http://schemas.openxmlformats.org/markup-compatibility/2006" xmlns:aink="http://schemas.microsoft.com/office/drawing/2016/ink" xmlns:am3d="http://schemas.microsoft.com/office/drawing/2017/model3d" xmlns:o="urn:schemas-microsoft-com:office:office" xmlns:oel="http://schemas.microsoft.com/office/2019/extlst" xmlns:r="http://schemas.openxmlformats.org/officeDocument/2006/relationships" xmlns:m="http://schemas.openxmlformats.org/officeDocument/2006/math" xmlns:v="urn:schemas-microsoft-com:vml" xmlns:wp14="http://schemas.microsoft.com/office/word/2010/wordprocessingDrawing" xmlns:wp="http://schemas.openxmlformats.org/drawingml/2006/wordprocessingDrawing" xmlns:w10="urn:schemas-microsoft-com:office:word" xmlns:w="http://schemas.openxmlformats.org/wordprocessingml/2006/main" xmlns:w14="http://schemas.microsoft.com/office/word/2010/wordml" xmlns:w15="http://schemas.microsoft.com/office/word/2012/wordml" xmlns:w16cex="http://schemas.microsoft.com/office/word/2018/wordml/cex" xmlns:w16cid="http://schemas.microsoft.com/office/word/2016/wordml/cid" xmlns:w16="http://schemas.microsoft.com/office/word/2018/wordml" xmlns:w16du="http://schemas.microsoft.com/office/word/2023/wordml/word16du" xmlns:w16sdtdh="http://schemas.microsoft.com/office/word/2020/wordml/sdtdatahash" xmlns:w16sdtfl="http://schemas.microsoft.com/office/word/2024/wordml/sdtformatlock" xmlns:w16se="http://schemas.microsoft.com/office/word/2015/wordml/symex" xmlns:wpg="http://schemas.microsoft.com/office/word/2010/wordprocessingGroup" xmlns:wpi="http://schemas.microsoft.com/office/word/2010/wordprocessingInk" xmlns:wne="http://schemas.microsoft.com/office/word/2006/wordml" xmlns:wps="http://schemas.microsoft.com/office/word/2010/wordprocessingShape" mc:Ignorable="w14 w15 w16se w16cid w16 w16cex w16sdtdh w16sdtfl w16du wp14">
+  <w:abstractNum w:abstractNumId="0" w15:restartNumberingAfterBreak="0">
+    <w:nsid w:val="1B0D6D5A"/>
+    <w:multiLevelType w:val="multilevel"/>
+    <w:tmpl w:val="CAF6B7E8"/>
+    <w:lvl w:ilvl="0">
+      <w:start w:val="1"/>
+      <w:numFmt w:val="bullet"/>
+      <w:lvlText w:val=""/>
+      <w:lvlJc w:val="left"/>
+      <w:pPr>
+        <w:tabs>
+          <w:tab w:val="num" w:pos="720"/>
+        </w:tabs>
+        <w:ind w:left="720" w:hanging="360"/>
+      </w:pPr>
+      <w:rPr>
+        <w:rFonts w:ascii="Symbol" w:hAnsi="Symbol" w:hint="default"/>
+        <w:sz w:val="20"/>
+      </w:rPr>
+    </w:lvl>
+    <w:lvl w:ilvl="1" w:tentative="1">
+      <w:start w:val="1"/>
+      <w:numFmt w:val="bullet"/>
+      <w:lvlText w:val="o"/>
+      <w:lvlJc w:val="left"/>
+      <w:pPr>
+        <w:tabs>
+          <w:tab w:val="num" w:pos="1440"/>
+        </w:tabs>
+        <w:ind w:left="1440" w:hanging="360"/>
+      </w:pPr>
+      <w:rPr>
+        <w:rFonts w:ascii="Courier New" w:hAnsi="Courier New" w:hint="default"/>
+        <w:sz w:val="20"/>
+      </w:rPr>
+    </w:lvl>
+    <w:lvl w:ilvl="2" w:tentative="1">
+      <w:start w:val="1"/>
+      <w:numFmt w:val="bullet"/>
+      <w:lvlText w:val=""/>
+      <w:lvlJc w:val="left"/>
+      <w:pPr>
+        <w:tabs>
+          <w:tab w:val="num" w:pos="2160"/>
+        </w:tabs>
+        <w:ind w:left="2160" w:hanging="360"/>
+      </w:pPr>
+      <w:rPr>
+        <w:rFonts w:ascii="Wingdings" w:hAnsi="Wingdings" w:hint="default"/>
+        <w:sz w:val="20"/>
+      </w:rPr>
+    </w:lvl>
+    <w:lvl w:ilvl="3" w:tentative="1">
+      <w:start w:val="1"/>
+      <w:numFmt w:val="bullet"/>
+      <w:lvlText w:val=""/>
+      <w:lvlJc w:val="left"/>
+      <w:pPr>
+        <w:tabs>
+          <w:tab w:val="num" w:pos="2880"/>
+        </w:tabs>
+        <w:ind w:left="2880" w:hanging="360"/>
+      </w:pPr>
+      <w:rPr>
+        <w:rFonts w:ascii="Wingdings" w:hAnsi="Wingdings" w:hint="default"/>
+        <w:sz w:val="20"/>
+      </w:rPr>
+    </w:lvl>
+    <w:lvl w:ilvl="4" w:tentative="1">
+      <w:start w:val="1"/>
+      <w:numFmt w:val="bullet"/>
+      <w:lvlText w:val=""/>
+      <w:lvlJc w:val="left"/>
+      <w:pPr>
+        <w:tabs>
+          <w:tab w:val="num" w:pos="3600"/>
+        </w:tabs>
+        <w:ind w:left="3600" w:hanging="360"/>
+      </w:pPr>
+      <w:rPr>
+        <w:rFonts w:ascii="Wingdings" w:hAnsi="Wingdings" w:hint="default"/>
+        <w:sz w:val="20"/>
+      </w:rPr>
+    </w:lvl>
+    <w:lvl w:ilvl="5" w:tentative="1">
+      <w:start w:val="1"/>
+      <w:numFmt w:val="bullet"/>
+      <w:lvlText w:val=""/>
+      <w:lvlJc w:val="left"/>
+      <w:pPr>
+        <w:tabs>
+          <w:tab w:val="num" w:pos="4320"/>
+        </w:tabs>
+        <w:ind w:left="4320" w:hanging="360"/>
+      </w:pPr>
+      <w:rPr>
+        <w:rFonts w:ascii="Wingdings" w:hAnsi="Wingdings" w:hint="default"/>
+        <w:sz w:val="20"/>
+      </w:rPr>
+    </w:lvl>
+    <w:lvl w:ilvl="6" w:tentative="1">
+      <w:start w:val="1"/>
+      <w:numFmt w:val="bullet"/>
+      <w:lvlText w:val=""/>
+      <w:lvlJc w:val="left"/>
+      <w:pPr>
+        <w:tabs>
+          <w:tab w:val="num" w:pos="5040"/>
+        </w:tabs>
+        <w:ind w:left="5040" w:hanging="360"/>
+      </w:pPr>
+      <w:rPr>
+        <w:rFonts w:ascii="Wingdings" w:hAnsi="Wingdings" w:hint="default"/>
+        <w:sz w:val="20"/>
+      </w:rPr>
+    </w:lvl>
+    <w:lvl w:ilvl="7" w:tentative="1">
+      <w:start w:val="1"/>
+      <w:numFmt w:val="bullet"/>
+      <w:lvlText w:val=""/>
+      <w:lvlJc w:val="left"/>
+      <w:pPr>
+        <w:tabs>
+          <w:tab w:val="num" w:pos="5760"/>
+        </w:tabs>
+        <w:ind w:left="5760" w:hanging="360"/>
+      </w:pPr>
+      <w:rPr>
+        <w:rFonts w:ascii="Wingdings" w:hAnsi="Wingdings" w:hint="default"/>
+        <w:sz w:val="20"/>
+      </w:rPr>
+    </w:lvl>
+    <w:lvl w:ilvl="8" w:tentative="1">
+      <w:start w:val="1"/>
+      <w:numFmt w:val="bullet"/>
+      <w:lvlText w:val=""/>
+      <w:lvlJc w:val="left"/>
+      <w:pPr>
+        <w:tabs>
+          <w:tab w:val="num" w:pos="6480"/>
+        </w:tabs>
+        <w:ind w:left="6480" w:hanging="360"/>
+      </w:pPr>
+      <w:rPr>
+        <w:rFonts w:ascii="Wingdings" w:hAnsi="Wingdings" w:hint="default"/>
+        <w:sz w:val="20"/>
+      </w:rPr>
+    </w:lvl>
+  </w:abstractNum>
+  <w:abstractNum w:abstractNumId="1" w15:restartNumberingAfterBreak="0">
+    <w:nsid w:val="4AF27430"/>
+    <w:multiLevelType w:val="multilevel"/>
+    <w:tmpl w:val="34506E5A"/>
+    <w:lvl w:ilvl="0">
+      <w:start w:val="1"/>
+      <w:numFmt w:val="decimal"/>
+      <w:lvlText w:val="%1."/>
+      <w:lvlJc w:val="left"/>
+      <w:pPr>
+        <w:tabs>
+          <w:tab w:val="num" w:pos="720"/>
+        </w:tabs>
+        <w:ind w:left="720" w:hanging="360"/>
+      </w:pPr>
+    </w:lvl>
+    <w:lvl w:ilvl="1" w:tentative="1">
+      <w:start w:val="1"/>
+      <w:numFmt w:val="decimal"/>
+      <w:lvlText w:val="%2."/>
+      <w:lvlJc w:val="left"/>
+      <w:pPr>
+        <w:tabs>
+          <w:tab w:val="num" w:pos="1440"/>
+        </w:tabs>
+        <w:ind w:left="1440" w:hanging="360"/>
+      </w:pPr>
+    </w:lvl>
+    <w:lvl w:ilvl="2" w:tentative="1">
+      <w:start w:val="1"/>
+      <w:numFmt w:val="decimal"/>
+      <w:lvlText w:val="%3."/>
+      <w:lvlJc w:val="left"/>
+      <w:pPr>
+        <w:tabs>
+          <w:tab w:val="num" w:pos="2160"/>
+        </w:tabs>
+        <w:ind w:left="2160" w:hanging="360"/>
+      </w:pPr>
+    </w:lvl>
+    <w:lvl w:ilvl="3" w:tentative="1">
+      <w:start w:val="1"/>
+      <w:numFmt w:val="decimal"/>
+      <w:lvlText w:val="%4."/>
+      <w:lvlJc w:val="left"/>
+      <w:pPr>
+        <w:tabs>
+          <w:tab w:val="num" w:pos="2880"/>
+        </w:tabs>
+        <w:ind w:left="2880" w:hanging="360"/>
+      </w:pPr>
+    </w:lvl>
+    <w:lvl w:ilvl="4" w:tentative="1">
+      <w:start w:val="1"/>
+      <w:numFmt w:val="decimal"/>
+      <w:lvlText w:val="%5."/>
+      <w:lvlJc w:val="left"/>
+      <w:pPr>
+        <w:tabs>
+          <w:tab w:val="num" w:pos="3600"/>
+        </w:tabs>
+        <w:ind w:left="3600" w:hanging="360"/>
+      </w:pPr>
+    </w:lvl>
+    <w:lvl w:ilvl="5" w:tentative="1">
+      <w:start w:val="1"/>
+      <w:numFmt w:val="decimal"/>
+      <w:lvlText w:val="%6."/>
+      <w:lvlJc w:val="left"/>
+      <w:pPr>
+        <w:tabs>
+          <w:tab w:val="num" w:pos="4320"/>
+        </w:tabs>
+        <w:ind w:left="4320" w:hanging="360"/>
+      </w:pPr>
+    </w:lvl>
+    <w:lvl w:ilvl="6" w:tentative="1">
+      <w:start w:val="1"/>
+      <w:numFmt w:val="decimal"/>
+      <w:lvlText w:val="%7."/>
+      <w:lvlJc w:val="left"/>
+      <w:pPr>
+        <w:tabs>
+          <w:tab w:val="num" w:pos="5040"/>
+        </w:tabs>
+        <w:ind w:left="5040" w:hanging="360"/>
+      </w:pPr>
+    </w:lvl>
+    <w:lvl w:ilvl="7" w:tentative="1">
+      <w:start w:val="1"/>
+      <w:numFmt w:val="decimal"/>
+      <w:lvlText w:val="%8."/>
+      <w:lvlJc w:val="left"/>
+      <w:pPr>
+        <w:tabs>
+          <w:tab w:val="num" w:pos="5760"/>
+        </w:tabs>
+        <w:ind w:left="5760" w:hanging="360"/>
+      </w:pPr>
+    </w:lvl>
+    <w:lvl w:ilvl="8" w:tentative="1">
+      <w:start w:val="1"/>
+      <w:numFmt w:val="decimal"/>
+      <w:lvlText w:val="%9."/>
+      <w:lvlJc w:val="left"/>
+      <w:pPr>
+        <w:tabs>
+          <w:tab w:val="num" w:pos="6480"/>
+        </w:tabs>
+        <w:ind w:left="6480" w:hanging="360"/>
+      </w:pPr>
+    </w:lvl>
+  </w:abstractNum>
+  <w:num w:numId="1" w16cid:durableId="1986277714">
+    <w:abstractNumId w:val="0"/>
+  </w:num>
+  <w:num w:numId="2" w16cid:durableId="2033535034">
+    <w:abstractNumId w:val="1"/>
+  </w:num>
+</w:numbering>
 </file>
 
 <file path=word/styles.xml><?xml version="1.0" encoding="utf-8"?>
